--- a/labs/lab06/report/report.docx
+++ b/labs/lab06/report/report.docx
@@ -2,7 +2,7 @@
 <file path=word/document.xml><?xml version="1.0" encoding="utf-8"?>
 <w:document xmlns:w="http://schemas.openxmlformats.org/wordprocessingml/2006/main" xmlns:m="http://schemas.openxmlformats.org/officeDocument/2006/math" xmlns:r="http://schemas.openxmlformats.org/officeDocument/2006/relationships" xmlns:o="urn:schemas-microsoft-com:office:office" xmlns:v="urn:schemas-microsoft-com:vml" xmlns:w10="urn:schemas-microsoft-com:office:word" xmlns:a="http://schemas.openxmlformats.org/drawingml/2006/main" xmlns:pic="http://schemas.openxmlformats.org/drawingml/2006/picture" xmlns:wp="http://schemas.openxmlformats.org/drawingml/2006/wordprocessingDrawing">
   <w:body>
-    <w:bookmarkStart w:id="13" w:name="X4118a2b3666b766eb789872c3af08cef1a38154"/>
+    <w:bookmarkStart w:id="22" w:name="X4118a2b3666b766eb789872c3af08cef1a38154"/>
     <w:p>
       <w:pPr>
         <w:pStyle w:val="Heading1"/>
@@ -13,205 +13,382 @@
     </w:p>
     <w:p>
       <w:pPr>
-        <w:pStyle w:val="SourceCode"/>
-      </w:pPr>
+        <w:pStyle w:val="FirstParagraph"/>
+      </w:pPr>
+      <w:r>
+        <w:t xml:space="preserve">ОТЧЁТ</w:t>
+      </w:r>
+    </w:p>
+    <w:p>
+      <w:pPr>
+        <w:pStyle w:val="BodyText"/>
+      </w:pPr>
+      <w:r>
+        <w:t xml:space="preserve">по лабораторной работе №6</w:t>
+      </w:r>
+    </w:p>
+    <w:p>
+      <w:pPr>
+        <w:pStyle w:val="BodyText"/>
+      </w:pPr>
+      <w:r>
+        <w:t xml:space="preserve">«Стохастическая SIR-модель через переходы»</w:t>
+      </w:r>
+    </w:p>
+    <w:p>
+      <w:pPr>
+        <w:pStyle w:val="BodyText"/>
+      </w:pPr>
+      <w:r>
+        <w:t xml:space="preserve">по дисциплине «Имитационное моделирование»</w:t>
+      </w:r>
+    </w:p>
+    <w:tbl>
+      <w:tblPr>
+        <w:tblStyle w:val="Table"/>
+        <w:tblW w:type="pct" w:w="5000"/>
+        <w:tblLayout w:type="fixed"/>
+        <w:tblLook w:firstRow="1" w:lastRow="0" w:firstColumn="0" w:lastColumn="0" w:noHBand="0" w:noVBand="0" w:val="0020"/>
+      </w:tblPr>
+      <w:tblGrid>
+        <w:gridCol w:w="3960"/>
+        <w:gridCol w:w="3960"/>
+      </w:tblGrid>
+      <w:tr>
+        <w:trPr>
+          <w:tblHeader w:val="on"/>
+        </w:trPr>
+        <w:tc>
+          <w:tcPr/>
+          <w:p>
+            <w:pPr>
+              <w:pStyle w:val="Compact"/>
+            </w:pPr>
+            <w:r>
+              <w:t xml:space="preserve">Параметр</w:t>
+            </w:r>
+          </w:p>
+        </w:tc>
+        <w:tc>
+          <w:tcPr/>
+          <w:p>
+            <w:pPr>
+              <w:pStyle w:val="Compact"/>
+            </w:pPr>
+            <w:r>
+              <w:t xml:space="preserve">Значение</w:t>
+            </w:r>
+          </w:p>
+        </w:tc>
+      </w:tr>
+      <w:tr>
+        <w:tc>
+          <w:tcPr/>
+          <w:p>
+            <w:pPr>
+              <w:pStyle w:val="Compact"/>
+            </w:pPr>
+            <w:r>
+              <w:t xml:space="preserve">Студент</w:t>
+            </w:r>
+          </w:p>
+        </w:tc>
+        <w:tc>
+          <w:tcPr/>
+          <w:p>
+            <w:pPr>
+              <w:pStyle w:val="Compact"/>
+            </w:pPr>
+            <w:r>
+              <w:t xml:space="preserve">Исаева Зарина Исмайилбековна</w:t>
+            </w:r>
+          </w:p>
+        </w:tc>
+      </w:tr>
+      <w:tr>
+        <w:tc>
+          <w:tcPr/>
+          <w:p>
+            <w:pPr>
+              <w:pStyle w:val="Compact"/>
+            </w:pPr>
+            <w:r>
+              <w:t xml:space="preserve">Группа</w:t>
+            </w:r>
+          </w:p>
+        </w:tc>
+        <w:tc>
+          <w:tcPr/>
+          <w:p>
+            <w:pPr>
+              <w:pStyle w:val="Compact"/>
+            </w:pPr>
+            <w:r>
+              <w:t xml:space="preserve">НКНбд–01–23</w:t>
+            </w:r>
+          </w:p>
+        </w:tc>
+      </w:tr>
+      <w:tr>
+        <w:tc>
+          <w:tcPr/>
+          <w:p>
+            <w:pPr>
+              <w:pStyle w:val="Compact"/>
+            </w:pPr>
+            <w:r>
+              <w:t xml:space="preserve">Преподаватель</w:t>
+            </w:r>
+          </w:p>
+        </w:tc>
+        <w:tc>
+          <w:tcPr/>
+          <w:p>
+            <w:pPr>
+              <w:pStyle w:val="Compact"/>
+            </w:pPr>
+            <w:r>
+              <w:t xml:space="preserve">Кулябов Дмитрий Сергеевич, преподаватель дисциплины</w:t>
+            </w:r>
+          </w:p>
+        </w:tc>
+      </w:tr>
+      <w:tr>
+        <w:tc>
+          <w:tcPr/>
+          <w:p>
+            <w:pPr>
+              <w:pStyle w:val="Compact"/>
+            </w:pPr>
+            <w:r>
+              <w:t xml:space="preserve">Организация</w:t>
+            </w:r>
+          </w:p>
+        </w:tc>
+        <w:tc>
+          <w:tcPr/>
+          <w:p>
+            <w:pPr>
+              <w:pStyle w:val="Compact"/>
+            </w:pPr>
+            <w:r>
+              <w:t xml:space="preserve">Российский университет дружбы народов имени Патриса Лумумбы</w:t>
+            </w:r>
+          </w:p>
+        </w:tc>
+      </w:tr>
+      <w:tr>
+        <w:tc>
+          <w:tcPr/>
+          <w:p>
+            <w:pPr>
+              <w:pStyle w:val="Compact"/>
+            </w:pPr>
+            <w:r>
+              <w:t xml:space="preserve">Год</w:t>
+            </w:r>
+          </w:p>
+        </w:tc>
+        <w:tc>
+          <w:tcPr/>
+          <w:p>
+            <w:pPr>
+              <w:pStyle w:val="Compact"/>
+            </w:pPr>
+            <w:r>
+              <w:t xml:space="preserve">2026</w:t>
+            </w:r>
+          </w:p>
+        </w:tc>
+      </w:tr>
+    </w:tbl>
+    <w:bookmarkStart w:id="9" w:name="цель-работы"/>
+    <w:p>
+      <w:pPr>
+        <w:pStyle w:val="Heading2"/>
+      </w:pPr>
+      <w:r>
+        <w:t xml:space="preserve">Цель работы</w:t>
+      </w:r>
+    </w:p>
+    <w:p>
+      <w:pPr>
+        <w:pStyle w:val="FirstParagraph"/>
+      </w:pPr>
+      <w:r>
+        <w:t xml:space="preserve">Исследовать SIR-модель, представленную в терминах мест, переходов и стохастических firing-событий.</w:t>
+      </w:r>
+    </w:p>
+    <w:bookmarkEnd w:id="9"/>
+    <w:bookmarkStart w:id="10" w:name="теоретические-сведения"/>
+    <w:p>
+      <w:pPr>
+        <w:pStyle w:val="Heading2"/>
+      </w:pPr>
+      <w:r>
+        <w:t xml:space="preserve">Теоретические сведения</w:t>
+      </w:r>
+    </w:p>
+    <w:p>
+      <w:pPr>
+        <w:pStyle w:val="FirstParagraph"/>
+      </w:pPr>
+      <w:r>
+        <w:t xml:space="preserve">Работа опирается на классические модели и публикации по теме имитационного моделирования. Для лабораторной работы сохранён воспроизводимый подход: основной сценарий хранится в</w:t>
+      </w:r>
+      <w:r>
+        <w:t xml:space="preserve"> </w:t>
+      </w:r>
       <w:r>
         <w:rPr>
           <w:rStyle w:val="VerbatimChar"/>
         </w:rPr>
-        <w:t xml:space="preserve">    **Дисциплина:** Имитационное моделирование  </w:t>
-      </w:r>
-      <w:r>
-        <w:br/>
+        <w:t xml:space="preserve">qmd</w:t>
+      </w:r>
+      <w:r>
+        <w:t xml:space="preserve">, из него автоматически формируются чистый</w:t>
+      </w:r>
+      <w:r>
+        <w:t xml:space="preserve"> </w:t>
       </w:r>
       <w:r>
         <w:rPr>
           <w:rStyle w:val="VerbatimChar"/>
         </w:rPr>
-        <w:t xml:space="preserve">    **Студент:** Исаева Зарина Исмайилбековна  </w:t>
-      </w:r>
-      <w:r>
-        <w:br/>
+        <w:t xml:space="preserve">Julia</w:t>
+      </w:r>
+      <w:r>
+        <w:t xml:space="preserve">-код, ноутбук</w:t>
+      </w:r>
+      <w:r>
+        <w:t xml:space="preserve"> </w:t>
       </w:r>
       <w:r>
         <w:rPr>
           <w:rStyle w:val="VerbatimChar"/>
         </w:rPr>
-        <w:t xml:space="preserve">    **Группа:** Номер группы  </w:t>
-      </w:r>
-      <w:r>
-        <w:br/>
+        <w:t xml:space="preserve">ipynb</w:t>
+      </w:r>
+      <w:r>
+        <w:t xml:space="preserve"> </w:t>
+      </w:r>
+      <w:r>
+        <w:t xml:space="preserve">и итоговые отчётные материалы.</w:t>
+      </w:r>
+    </w:p>
+    <w:bookmarkEnd w:id="10"/>
+    <w:bookmarkStart w:id="11" w:name="ход-выполнения"/>
+    <w:p>
+      <w:pPr>
+        <w:pStyle w:val="Heading2"/>
+      </w:pPr>
+      <w:r>
+        <w:t xml:space="preserve">Ход выполнения</w:t>
+      </w:r>
+    </w:p>
+    <w:p>
+      <w:pPr>
+        <w:pStyle w:val="Compact"/>
+        <w:numPr>
+          <w:ilvl w:val="0"/>
+          <w:numId w:val="1001"/>
+        </w:numPr>
+      </w:pPr>
+      <w:r>
+        <w:t xml:space="preserve">Подготовлен литературный источник в формате</w:t>
+      </w:r>
+      <w:r>
+        <w:t xml:space="preserve"> </w:t>
       </w:r>
       <w:r>
         <w:rPr>
           <w:rStyle w:val="VerbatimChar"/>
         </w:rPr>
-        <w:t xml:space="preserve">    **Преподаватель:** Кулябов Дмитрий Сергеевич, преподаватель дисциплины  </w:t>
-      </w:r>
-      <w:r>
-        <w:br/>
+        <w:t xml:space="preserve">qmd</w:t>
+      </w:r>
+      <w:r>
+        <w:t xml:space="preserve">.</w:t>
+      </w:r>
+    </w:p>
+    <w:p>
+      <w:pPr>
+        <w:pStyle w:val="Compact"/>
+        <w:numPr>
+          <w:ilvl w:val="0"/>
+          <w:numId w:val="1001"/>
+        </w:numPr>
+      </w:pPr>
+      <w:r>
+        <w:t xml:space="preserve">Из источника автоматически извлечён исполняемый код</w:t>
+      </w:r>
+      <w:r>
+        <w:t xml:space="preserve"> </w:t>
       </w:r>
       <w:r>
         <w:rPr>
           <w:rStyle w:val="VerbatimChar"/>
         </w:rPr>
-        <w:t xml:space="preserve">    **Организация:** Российский университет дружбы народов имени Патриса Лумумбы  </w:t>
-      </w:r>
-      <w:r>
-        <w:br/>
-      </w:r>
-      <w:r>
-        <w:rPr>
-          <w:rStyle w:val="VerbatimChar"/>
-        </w:rPr>
-        <w:t xml:space="preserve">    **Год:** 2026</w:t>
-      </w:r>
-      <w:r>
-        <w:br/>
-      </w:r>
-      <w:r>
-        <w:br/>
-      </w:r>
-      <w:r>
-        <w:rPr>
-          <w:rStyle w:val="VerbatimChar"/>
-        </w:rPr>
-        <w:t xml:space="preserve">    ## Цель работы</w:t>
-      </w:r>
-      <w:r>
-        <w:br/>
-      </w:r>
-      <w:r>
-        <w:br/>
-      </w:r>
-      <w:r>
-        <w:rPr>
-          <w:rStyle w:val="VerbatimChar"/>
-        </w:rPr>
-        <w:t xml:space="preserve">    Исследовать SIR-модель, представленную в терминах мест, переходов и стохастических firing-событий.</w:t>
-      </w:r>
-      <w:r>
-        <w:br/>
-      </w:r>
-      <w:r>
-        <w:br/>
-      </w:r>
-      <w:r>
-        <w:rPr>
-          <w:rStyle w:val="VerbatimChar"/>
-        </w:rPr>
-        <w:t xml:space="preserve">    ## Теоретические сведения</w:t>
-      </w:r>
-      <w:r>
-        <w:br/>
-      </w:r>
-      <w:r>
-        <w:br/>
-      </w:r>
-      <w:r>
-        <w:rPr>
-          <w:rStyle w:val="VerbatimChar"/>
-        </w:rPr>
-        <w:t xml:space="preserve">    Работа опирается на классические результаты и подходы, описанные в литературе [@murata1989] [@kermack1927]. В рамках лабораторной работы использован литературный формат исходников: основной сценарий хранится в `qmd`, из него автоматически генерируются чистый `Julia`-код, ноутбук `ipynb` и документы для отчётности.</w:t>
-      </w:r>
-      <w:r>
-        <w:br/>
-      </w:r>
-      <w:r>
-        <w:br/>
-      </w:r>
-      <w:r>
-        <w:rPr>
-          <w:rStyle w:val="VerbatimChar"/>
-        </w:rPr>
-        <w:t xml:space="preserve">    ## Ход выполнения</w:t>
-      </w:r>
-      <w:r>
-        <w:br/>
-      </w:r>
-      <w:r>
-        <w:br/>
-      </w:r>
-      <w:r>
-        <w:rPr>
-          <w:rStyle w:val="VerbatimChar"/>
-        </w:rPr>
-        <w:t xml:space="preserve">    1. Подготовлен литературный источник в формате `qmd`.</w:t>
-      </w:r>
-      <w:r>
-        <w:br/>
-      </w:r>
-      <w:r>
-        <w:rPr>
-          <w:rStyle w:val="VerbatimChar"/>
-        </w:rPr>
-        <w:t xml:space="preserve">    2. Из источника автоматически извлечён чистый исполняемый код `Julia`.</w:t>
-      </w:r>
-      <w:r>
-        <w:br/>
-      </w:r>
-      <w:r>
-        <w:rPr>
-          <w:rStyle w:val="VerbatimChar"/>
-        </w:rPr>
-        <w:t xml:space="preserve">    3. Проведён вычислительный эксперимент и сохранены табличные результаты.</w:t>
-      </w:r>
-      <w:r>
-        <w:br/>
-      </w:r>
-      <w:r>
-        <w:rPr>
-          <w:rStyle w:val="VerbatimChar"/>
-        </w:rPr>
-        <w:t xml:space="preserve">    4. На основе табличных данных построены иллюстрации и сводные таблицы.</w:t>
-      </w:r>
-      <w:r>
-        <w:br/>
-      </w:r>
-      <w:r>
-        <w:br/>
-      </w:r>
-      <w:r>
-        <w:rPr>
-          <w:rStyle w:val="VerbatimChar"/>
-        </w:rPr>
-        <w:t xml:space="preserve">    ## Результаты моделирования</w:t>
-      </w:r>
-      <w:r>
-        <w:br/>
-      </w:r>
-      <w:r>
-        <w:br/>
-      </w:r>
-      <w:r>
-        <w:rPr>
-          <w:rStyle w:val="VerbatimChar"/>
-        </w:rPr>
-        <w:t xml:space="preserve">    ![Стохастическая траектория сети Петри SIR](../results/figures/petri_sir_main.png){#fig:lab06-main}</w:t>
-      </w:r>
-    </w:p>
-    <w:bookmarkStart w:id="12" w:name="fig:lab06-sweep"/>
-    <w:p>
-      <w:pPr>
-        <w:pStyle w:val="CaptionedFigure"/>
+        <w:t xml:space="preserve">Julia</w:t>
+      </w:r>
+      <w:r>
+        <w:t xml:space="preserve">.</w:t>
+      </w:r>
+    </w:p>
+    <w:p>
+      <w:pPr>
+        <w:pStyle w:val="Compact"/>
+        <w:numPr>
+          <w:ilvl w:val="0"/>
+          <w:numId w:val="1001"/>
+        </w:numPr>
+      </w:pPr>
+      <w:r>
+        <w:t xml:space="preserve">Проведён вычислительный эксперимент и сохранены табличные результаты.</w:t>
+      </w:r>
+    </w:p>
+    <w:p>
+      <w:pPr>
+        <w:pStyle w:val="Compact"/>
+        <w:numPr>
+          <w:ilvl w:val="0"/>
+          <w:numId w:val="1001"/>
+        </w:numPr>
+      </w:pPr>
+      <w:r>
+        <w:t xml:space="preserve">На основе результатов построены графики и подготовлены материалы для отчёта и презентации.</w:t>
+      </w:r>
+    </w:p>
+    <w:bookmarkEnd w:id="11"/>
+    <w:bookmarkStart w:id="18" w:name="результаты-моделирования"/>
+    <w:p>
+      <w:pPr>
+        <w:pStyle w:val="Heading2"/>
+      </w:pPr>
+      <w:r>
+        <w:t xml:space="preserve">Результаты моделирования</w:t>
+      </w:r>
+    </w:p>
+    <w:p>
+      <w:pPr>
+        <w:pStyle w:val="FirstParagraph"/>
       </w:pPr>
       <w:r>
         <w:drawing>
           <wp:inline>
             <wp:extent cx="5334000" cy="3200399"/>
             <wp:effectExtent b="0" l="0" r="0" t="0"/>
-            <wp:docPr descr="Размер эпидемии при разных значениях коэффициента заражения" title="" id="10" name="Picture"/>
+            <wp:docPr descr="Стохастическая траектория сети Петри SIR" title="" id="13" name="Picture"/>
             <a:graphic>
               <a:graphicData uri="http://schemas.openxmlformats.org/drawingml/2006/picture">
                 <pic:pic>
                   <pic:nvPicPr>
-                    <pic:cNvPr descr="../results/figures/petri_sir_sweep.png" id="11" name="Picture"/>
+                    <pic:cNvPr descr="../results/figures/petri_sir_main.png" id="14" name="Picture"/>
                     <pic:cNvPicPr>
                       <a:picLocks noChangeArrowheads="1" noChangeAspect="1"/>
                     </pic:cNvPicPr>
                   </pic:nvPicPr>
                   <pic:blipFill>
-                    <a:blip r:embed="rId9"/>
+                    <a:blip r:embed="rId12"/>
                     <a:stretch>
                       <a:fillRect/>
                     </a:stretch>
@@ -237,37 +414,286 @@
           </wp:inline>
         </w:drawing>
       </w:r>
-    </w:p>
-    <w:p>
-      <w:pPr>
-        <w:pStyle w:val="ImageCaption"/>
-      </w:pPr>
-      <w:r>
-        <w:t xml:space="preserve">Размер эпидемии при разных значениях коэффициента заражения</w:t>
-      </w:r>
-    </w:p>
-    <w:bookmarkEnd w:id="12"/>
-    <w:p>
-      <w:pPr>
-        <w:pStyle w:val="SourceCode"/>
-      </w:pPr>
+      <w:r>
+        <w:t xml:space="preserve"> </w:t>
+      </w:r>
       <w:r>
         <w:rPr>
-          <w:rStyle w:val="VerbatimChar"/>
+          <w:i/>
+          <w:iCs/>
         </w:rPr>
-        <w:t xml:space="preserve">    Таблица основных результатов:</w:t>
-      </w:r>
-      <w:r>
-        <w:br/>
-      </w:r>
-      <w:r>
-        <w:br/>
+        <w:t xml:space="preserve">Рисунок 1 — Стохастическая траектория сети Петри SIR</w:t>
+      </w:r>
+    </w:p>
+    <w:p>
+      <w:pPr>
+        <w:pStyle w:val="BodyText"/>
+      </w:pPr>
+      <w:r>
+        <w:drawing>
+          <wp:inline>
+            <wp:extent cx="5334000" cy="3200399"/>
+            <wp:effectExtent b="0" l="0" r="0" t="0"/>
+            <wp:docPr descr="Размер эпидемии при разных значениях коэффициента заражения" title="" id="16" name="Picture"/>
+            <a:graphic>
+              <a:graphicData uri="http://schemas.openxmlformats.org/drawingml/2006/picture">
+                <pic:pic>
+                  <pic:nvPicPr>
+                    <pic:cNvPr descr="../results/figures/petri_sir_sweep.png" id="17" name="Picture"/>
+                    <pic:cNvPicPr>
+                      <a:picLocks noChangeArrowheads="1" noChangeAspect="1"/>
+                    </pic:cNvPicPr>
+                  </pic:nvPicPr>
+                  <pic:blipFill>
+                    <a:blip r:embed="rId15"/>
+                    <a:stretch>
+                      <a:fillRect/>
+                    </a:stretch>
+                  </pic:blipFill>
+                  <pic:spPr bwMode="auto">
+                    <a:xfrm>
+                      <a:off x="0" y="0"/>
+                      <a:ext cx="5334000" cy="3200399"/>
+                    </a:xfrm>
+                    <a:prstGeom prst="rect">
+                      <a:avLst/>
+                    </a:prstGeom>
+                    <a:noFill/>
+                    <a:ln w="9525">
+                      <a:noFill/>
+                      <a:headEnd/>
+                      <a:tailEnd/>
+                    </a:ln>
+                  </pic:spPr>
+                </pic:pic>
+              </a:graphicData>
+            </a:graphic>
+          </wp:inline>
+        </w:drawing>
+      </w:r>
+      <w:r>
+        <w:t xml:space="preserve"> </w:t>
       </w:r>
       <w:r>
         <w:rPr>
-          <w:rStyle w:val="VerbatimChar"/>
+          <w:i/>
+          <w:iCs/>
         </w:rPr>
-        <w:t xml:space="preserve">    |   beta |   final_recovered |</w:t>
+        <w:t xml:space="preserve">Рисунок 2 — Размер эпидемии при разных значениях коэффициента заражения</w:t>
+      </w:r>
+    </w:p>
+    <w:p>
+      <w:pPr>
+        <w:pStyle w:val="BodyText"/>
+      </w:pPr>
+      <w:r>
+        <w:t xml:space="preserve">Таблица основных результатов:</w:t>
+      </w:r>
+    </w:p>
+    <w:tbl>
+      <w:tblPr>
+        <w:tblStyle w:val="Table"/>
+        <w:tblW w:type="auto" w:w="0"/>
+        <w:tblLook w:firstRow="1" w:lastRow="0" w:firstColumn="0" w:lastColumn="0" w:noHBand="0" w:noVBand="0" w:val="0020"/>
+      </w:tblPr>
+      <w:tblGrid>
+        <w:gridCol w:w="3960"/>
+        <w:gridCol w:w="3960"/>
+      </w:tblGrid>
+      <w:tr>
+        <w:trPr>
+          <w:tblHeader w:val="on"/>
+        </w:trPr>
+        <w:tc>
+          <w:tcPr/>
+          <w:p>
+            <w:pPr>
+              <w:pStyle w:val="Compact"/>
+              <w:jc w:val="right"/>
+            </w:pPr>
+            <w:r>
+              <w:t xml:space="preserve">beta</w:t>
+            </w:r>
+          </w:p>
+        </w:tc>
+        <w:tc>
+          <w:tcPr/>
+          <w:p>
+            <w:pPr>
+              <w:pStyle w:val="Compact"/>
+              <w:jc w:val="right"/>
+            </w:pPr>
+            <w:r>
+              <w:t xml:space="preserve">final_recovered</w:t>
+            </w:r>
+          </w:p>
+        </w:tc>
+      </w:tr>
+      <w:tr>
+        <w:tc>
+          <w:tcPr/>
+          <w:p>
+            <w:pPr>
+              <w:pStyle w:val="Compact"/>
+              <w:jc w:val="right"/>
+            </w:pPr>
+            <w:r>
+              <w:t xml:space="preserve">0.2</w:t>
+            </w:r>
+          </w:p>
+        </w:tc>
+        <w:tc>
+          <w:tcPr/>
+          <w:p>
+            <w:pPr>
+              <w:pStyle w:val="Compact"/>
+              <w:jc w:val="right"/>
+            </w:pPr>
+            <w:r>
+              <w:t xml:space="preserve">81</w:t>
+            </w:r>
+          </w:p>
+        </w:tc>
+      </w:tr>
+      <w:tr>
+        <w:tc>
+          <w:tcPr/>
+          <w:p>
+            <w:pPr>
+              <w:pStyle w:val="Compact"/>
+              <w:jc w:val="right"/>
+            </w:pPr>
+            <w:r>
+              <w:t xml:space="preserve">0.28</w:t>
+            </w:r>
+          </w:p>
+        </w:tc>
+        <w:tc>
+          <w:tcPr/>
+          <w:p>
+            <w:pPr>
+              <w:pStyle w:val="Compact"/>
+              <w:jc w:val="right"/>
+            </w:pPr>
+            <w:r>
+              <w:t xml:space="preserve">53</w:t>
+            </w:r>
+          </w:p>
+        </w:tc>
+      </w:tr>
+      <w:tr>
+        <w:tc>
+          <w:tcPr/>
+          <w:p>
+            <w:pPr>
+              <w:pStyle w:val="Compact"/>
+              <w:jc w:val="right"/>
+            </w:pPr>
+            <w:r>
+              <w:t xml:space="preserve">0.36</w:t>
+            </w:r>
+          </w:p>
+        </w:tc>
+        <w:tc>
+          <w:tcPr/>
+          <w:p>
+            <w:pPr>
+              <w:pStyle w:val="Compact"/>
+              <w:jc w:val="right"/>
+            </w:pPr>
+            <w:r>
+              <w:t xml:space="preserve">94</w:t>
+            </w:r>
+          </w:p>
+        </w:tc>
+      </w:tr>
+      <w:tr>
+        <w:tc>
+          <w:tcPr/>
+          <w:p>
+            <w:pPr>
+              <w:pStyle w:val="Compact"/>
+              <w:jc w:val="right"/>
+            </w:pPr>
+            <w:r>
+              <w:t xml:space="preserve">0.44</w:t>
+            </w:r>
+          </w:p>
+        </w:tc>
+        <w:tc>
+          <w:tcPr/>
+          <w:p>
+            <w:pPr>
+              <w:pStyle w:val="Compact"/>
+              <w:jc w:val="right"/>
+            </w:pPr>
+            <w:r>
+              <w:t xml:space="preserve">99</w:t>
+            </w:r>
+          </w:p>
+        </w:tc>
+      </w:tr>
+      <w:tr>
+        <w:tc>
+          <w:tcPr/>
+          <w:p>
+            <w:pPr>
+              <w:pStyle w:val="Compact"/>
+              <w:jc w:val="right"/>
+            </w:pPr>
+            <w:r>
+              <w:t xml:space="preserve">0.52</w:t>
+            </w:r>
+          </w:p>
+        </w:tc>
+        <w:tc>
+          <w:tcPr/>
+          <w:p>
+            <w:pPr>
+              <w:pStyle w:val="Compact"/>
+              <w:jc w:val="right"/>
+            </w:pPr>
+            <w:r>
+              <w:t xml:space="preserve">99</w:t>
+            </w:r>
+          </w:p>
+        </w:tc>
+      </w:tr>
+      <w:tr>
+        <w:tc>
+          <w:tcPr/>
+          <w:p>
+            <w:pPr>
+              <w:pStyle w:val="Compact"/>
+              <w:jc w:val="right"/>
+            </w:pPr>
+            <w:r>
+              <w:t xml:space="preserve">0.6</w:t>
+            </w:r>
+          </w:p>
+        </w:tc>
+        <w:tc>
+          <w:tcPr/>
+          <w:p>
+            <w:pPr>
+              <w:pStyle w:val="Compact"/>
+              <w:jc w:val="right"/>
+            </w:pPr>
+            <w:r>
+              <w:t xml:space="preserve">99</w:t>
+            </w:r>
+          </w:p>
+        </w:tc>
+      </w:tr>
+    </w:tbl>
+    <w:bookmarkEnd w:id="18"/>
+    <w:bookmarkStart w:id="19" w:name="анализ-результатов"/>
+    <w:p>
+      <w:pPr>
+        <w:pStyle w:val="Heading2"/>
+      </w:pPr>
+      <w:r>
+        <w:t xml:space="preserve">Анализ результатов</w:t>
       </w:r>
     </w:p>
     <w:p>
@@ -275,105 +701,63 @@
         <w:pStyle w:val="FirstParagraph"/>
       </w:pPr>
       <w:r>
-        <w:t xml:space="preserve">|——-:|——————:|</w:t>
-      </w:r>
-      <w:r>
-        <w:t xml:space="preserve"> </w:t>
-      </w:r>
-      <w:r>
-        <w:t xml:space="preserve">| 0.2 | 81 |</w:t>
-      </w:r>
-      <w:r>
-        <w:t xml:space="preserve"> </w:t>
-      </w:r>
-      <w:r>
-        <w:t xml:space="preserve">| 0.28 | 53 |</w:t>
-      </w:r>
-      <w:r>
-        <w:t xml:space="preserve"> </w:t>
-      </w:r>
-      <w:r>
-        <w:t xml:space="preserve">| 0.36 | 94 |</w:t>
-      </w:r>
-      <w:r>
-        <w:t xml:space="preserve"> </w:t>
-      </w:r>
-      <w:r>
-        <w:t xml:space="preserve">| 0.44 | 99 |</w:t>
-      </w:r>
-      <w:r>
-        <w:t xml:space="preserve"> </w:t>
-      </w:r>
-      <w:r>
-        <w:t xml:space="preserve">| 0.52 | 99 |</w:t>
-      </w:r>
-      <w:r>
-        <w:t xml:space="preserve"> </w:t>
-      </w:r>
-      <w:r>
-        <w:t xml:space="preserve">| 0.6 | 99 |</w:t>
-      </w:r>
-    </w:p>
-    <w:p>
-      <w:pPr>
-        <w:pStyle w:val="SourceCode"/>
-      </w:pPr>
-      <w:r>
-        <w:rPr>
-          <w:rStyle w:val="VerbatimChar"/>
-        </w:rPr>
-        <w:t xml:space="preserve">    ## Анализ результатов</w:t>
-      </w:r>
-      <w:r>
-        <w:br/>
-      </w:r>
-      <w:r>
-        <w:br/>
-      </w:r>
-      <w:r>
-        <w:rPr>
-          <w:rStyle w:val="VerbatimChar"/>
-        </w:rPr>
-        <w:t xml:space="preserve">    График @fig:lab06-main показывает основную динамику модели, а @fig:lab06-sweep иллюстрирует чувствительность модели к изменению параметров. По полученным траекториям видно, что модель корректно воспроизводит ожидаемое качественное поведение системы и может использоваться для сравнительного анализа сценариев.</w:t>
-      </w:r>
-      <w:r>
-        <w:br/>
-      </w:r>
-      <w:r>
-        <w:br/>
-      </w:r>
-      <w:r>
-        <w:rPr>
-          <w:rStyle w:val="VerbatimChar"/>
-        </w:rPr>
-        <w:t xml:space="preserve">    ## Выводы</w:t>
-      </w:r>
-      <w:r>
-        <w:br/>
-      </w:r>
-      <w:r>
-        <w:br/>
-      </w:r>
-      <w:r>
-        <w:rPr>
-          <w:rStyle w:val="VerbatimChar"/>
-        </w:rPr>
-        <w:t xml:space="preserve">    В ходе выполнения лабораторной работы был получен воспроизводимый набор артефактов: литературный источник, исполняемый код, ноутбук, отчёт, презентация и архив исходных материалов. Автоматическая сборка позволяет быстро обновлять результаты после изменения параметров эксперимента.</w:t>
-      </w:r>
-      <w:r>
-        <w:br/>
-      </w:r>
-      <w:r>
-        <w:br/>
-      </w:r>
-      <w:r>
-        <w:rPr>
-          <w:rStyle w:val="VerbatimChar"/>
-        </w:rPr>
-        <w:t xml:space="preserve">    ## Список литературы</w:t>
-      </w:r>
-    </w:p>
-    <w:bookmarkEnd w:id="13"/>
+        <w:t xml:space="preserve">Первый график отражает основную динамику исследуемой модели, а второй показывает чувствительность результата к изменению параметров. По полученным траекториям видно, что модель устойчиво воспроизводит ожидаемое качественное поведение системы и подходит для сравнительного анализа сценариев.</w:t>
+      </w:r>
+    </w:p>
+    <w:bookmarkEnd w:id="19"/>
+    <w:bookmarkStart w:id="20" w:name="выводы"/>
+    <w:p>
+      <w:pPr>
+        <w:pStyle w:val="Heading2"/>
+      </w:pPr>
+      <w:r>
+        <w:t xml:space="preserve">Выводы</w:t>
+      </w:r>
+    </w:p>
+    <w:p>
+      <w:pPr>
+        <w:pStyle w:val="FirstParagraph"/>
+      </w:pPr>
+      <w:r>
+        <w:t xml:space="preserve">В ходе выполнения лабораторной работы получен полный воспроизводимый комплект материалов: литературный источник, исполняемый код, ноутбук, отчёт, презентация и архив исходных данных. Единая автоматическая сборка позволяет быстро обновлять результаты после изменения параметров эксперимента.</w:t>
+      </w:r>
+    </w:p>
+    <w:bookmarkEnd w:id="20"/>
+    <w:bookmarkStart w:id="21" w:name="список-литературы"/>
+    <w:p>
+      <w:pPr>
+        <w:pStyle w:val="Heading2"/>
+      </w:pPr>
+      <w:r>
+        <w:t xml:space="preserve">Список литературы</w:t>
+      </w:r>
+    </w:p>
+    <w:p>
+      <w:pPr>
+        <w:pStyle w:val="Compact"/>
+        <w:numPr>
+          <w:ilvl w:val="0"/>
+          <w:numId w:val="1002"/>
+        </w:numPr>
+      </w:pPr>
+      <w:r>
+        <w:t xml:space="preserve">Tadao Murata. Petri Nets: Properties, Analysis and Applications. Proceedings of the IEEE, 1989.</w:t>
+      </w:r>
+    </w:p>
+    <w:p>
+      <w:pPr>
+        <w:pStyle w:val="Compact"/>
+        <w:numPr>
+          <w:ilvl w:val="0"/>
+          <w:numId w:val="1002"/>
+        </w:numPr>
+      </w:pPr>
+      <w:r>
+        <w:t xml:space="preserve">William O. Kermack and Anderson G. McKendrick. A Contribution to the Mathematical Theory of Epidemics. Proceedings of the Royal Society A, 1927.</w:t>
+      </w:r>
+    </w:p>
+    <w:bookmarkEnd w:id="21"/>
+    <w:bookmarkEnd w:id="22"/>
     <w:sectPr>
       <w:footnotePr>
         <w:numRestart w:val="eachSect"/>
@@ -484,8 +868,153 @@
       </w:pPr>
     </w:lvl>
   </w:abstractNum>
+  <w:abstractNum w:abstractNumId="99411">
+    <w:nsid w:val="00A99411"/>
+    <w:multiLevelType w:val="multilevel"/>
+    <w:lvl w:ilvl="0">
+      <w:start w:val="1"/>
+      <w:numFmt w:val="decimal"/>
+      <w:lvlText w:val="%1."/>
+      <w:lvlJc w:val="left"/>
+      <w:pPr>
+        <w:ind w:left="720" w:hanging="360"/>
+      </w:pPr>
+    </w:lvl>
+    <w:lvl w:ilvl="1">
+      <w:start w:val="1"/>
+      <w:numFmt w:val="decimal"/>
+      <w:lvlText w:val="%2."/>
+      <w:lvlJc w:val="left"/>
+      <w:pPr>
+        <w:ind w:left="1440" w:hanging="360"/>
+      </w:pPr>
+    </w:lvl>
+    <w:lvl w:ilvl="2">
+      <w:start w:val="1"/>
+      <w:numFmt w:val="decimal"/>
+      <w:lvlText w:val="%3."/>
+      <w:lvlJc w:val="left"/>
+      <w:pPr>
+        <w:ind w:left="2160" w:hanging="360"/>
+      </w:pPr>
+    </w:lvl>
+    <w:lvl w:ilvl="3">
+      <w:start w:val="1"/>
+      <w:numFmt w:val="decimal"/>
+      <w:lvlText w:val="%4."/>
+      <w:lvlJc w:val="left"/>
+      <w:pPr>
+        <w:ind w:left="2880" w:hanging="360"/>
+      </w:pPr>
+    </w:lvl>
+    <w:lvl w:ilvl="4">
+      <w:start w:val="1"/>
+      <w:numFmt w:val="decimal"/>
+      <w:lvlText w:val="%5."/>
+      <w:lvlJc w:val="left"/>
+      <w:pPr>
+        <w:ind w:left="3600" w:hanging="360"/>
+      </w:pPr>
+    </w:lvl>
+    <w:lvl w:ilvl="5">
+      <w:start w:val="1"/>
+      <w:numFmt w:val="decimal"/>
+      <w:lvlText w:val="%6."/>
+      <w:lvlJc w:val="left"/>
+      <w:pPr>
+        <w:ind w:left="4320" w:hanging="360"/>
+      </w:pPr>
+    </w:lvl>
+    <w:lvl w:ilvl="6">
+      <w:start w:val="1"/>
+      <w:numFmt w:val="decimal"/>
+      <w:lvlText w:val="%7."/>
+      <w:lvlJc w:val="left"/>
+      <w:pPr>
+        <w:ind w:left="5040" w:hanging="360"/>
+      </w:pPr>
+    </w:lvl>
+    <w:lvl w:ilvl="7">
+      <w:start w:val="1"/>
+      <w:numFmt w:val="decimal"/>
+      <w:lvlText w:val="%8."/>
+      <w:lvlJc w:val="left"/>
+      <w:pPr>
+        <w:ind w:left="5760" w:hanging="360"/>
+      </w:pPr>
+    </w:lvl>
+    <w:lvl w:ilvl="8">
+      <w:start w:val="1"/>
+      <w:numFmt w:val="decimal"/>
+      <w:lvlText w:val="%9."/>
+      <w:lvlJc w:val="left"/>
+      <w:pPr>
+        <w:ind w:left="6480" w:hanging="360"/>
+      </w:pPr>
+    </w:lvl>
+  </w:abstractNum>
   <w:num w:numId="1000">
     <w:abstractNumId w:val="990"/>
+  </w:num>
+  <w:num w:numId="1001">
+    <w:abstractNumId w:val="99411"/>
+    <w:lvlOverride w:ilvl="0">
+      <w:startOverride w:val="1"/>
+    </w:lvlOverride>
+    <w:lvlOverride w:ilvl="1">
+      <w:startOverride w:val="1"/>
+    </w:lvlOverride>
+    <w:lvlOverride w:ilvl="2">
+      <w:startOverride w:val="1"/>
+    </w:lvlOverride>
+    <w:lvlOverride w:ilvl="3">
+      <w:startOverride w:val="1"/>
+    </w:lvlOverride>
+    <w:lvlOverride w:ilvl="4">
+      <w:startOverride w:val="1"/>
+    </w:lvlOverride>
+    <w:lvlOverride w:ilvl="5">
+      <w:startOverride w:val="1"/>
+    </w:lvlOverride>
+    <w:lvlOverride w:ilvl="6">
+      <w:startOverride w:val="1"/>
+    </w:lvlOverride>
+    <w:lvlOverride w:ilvl="7">
+      <w:startOverride w:val="1"/>
+    </w:lvlOverride>
+    <w:lvlOverride w:ilvl="8">
+      <w:startOverride w:val="1"/>
+    </w:lvlOverride>
+  </w:num>
+  <w:num w:numId="1002">
+    <w:abstractNumId w:val="99411"/>
+    <w:lvlOverride w:ilvl="0">
+      <w:startOverride w:val="1"/>
+    </w:lvlOverride>
+    <w:lvlOverride w:ilvl="1">
+      <w:startOverride w:val="1"/>
+    </w:lvlOverride>
+    <w:lvlOverride w:ilvl="2">
+      <w:startOverride w:val="1"/>
+    </w:lvlOverride>
+    <w:lvlOverride w:ilvl="3">
+      <w:startOverride w:val="1"/>
+    </w:lvlOverride>
+    <w:lvlOverride w:ilvl="4">
+      <w:startOverride w:val="1"/>
+    </w:lvlOverride>
+    <w:lvlOverride w:ilvl="5">
+      <w:startOverride w:val="1"/>
+    </w:lvlOverride>
+    <w:lvlOverride w:ilvl="6">
+      <w:startOverride w:val="1"/>
+    </w:lvlOverride>
+    <w:lvlOverride w:ilvl="7">
+      <w:startOverride w:val="1"/>
+    </w:lvlOverride>
+    <w:lvlOverride w:ilvl="8">
+      <w:startOverride w:val="1"/>
+    </w:lvlOverride>
   </w:num>
 </w:numbering>
 </file>

--- a/labs/lab06/report/report.docx
+++ b/labs/lab06/report/report.docx
@@ -2,7 +2,7 @@
 <file path=word/document.xml><?xml version="1.0" encoding="utf-8"?>
 <w:document xmlns:w="http://schemas.openxmlformats.org/wordprocessingml/2006/main" xmlns:m="http://schemas.openxmlformats.org/officeDocument/2006/math" xmlns:r="http://schemas.openxmlformats.org/officeDocument/2006/relationships" xmlns:o="urn:schemas-microsoft-com:office:office" xmlns:v="urn:schemas-microsoft-com:vml" xmlns:w10="urn:schemas-microsoft-com:office:word" xmlns:a="http://schemas.openxmlformats.org/drawingml/2006/main" xmlns:pic="http://schemas.openxmlformats.org/drawingml/2006/picture" xmlns:wp="http://schemas.openxmlformats.org/drawingml/2006/wordprocessingDrawing">
   <w:body>
-    <w:bookmarkStart w:id="22" w:name="X4118a2b3666b766eb789872c3af08cef1a38154"/>
+    <w:bookmarkStart w:id="27" w:name="X4118a2b3666b766eb789872c3af08cef1a38154"/>
     <w:p>
       <w:pPr>
         <w:pStyle w:val="Heading1"/>
@@ -220,13 +220,13 @@
       </w:r>
     </w:p>
     <w:bookmarkEnd w:id="9"/>
-    <w:bookmarkStart w:id="10" w:name="теоретические-сведения"/>
+    <w:bookmarkStart w:id="10" w:name="постановка-задачи"/>
     <w:p>
       <w:pPr>
         <w:pStyle w:val="Heading2"/>
       </w:pPr>
       <w:r>
-        <w:t xml:space="preserve">Теоретические сведения</w:t>
+        <w:t xml:space="preserve">Постановка задачи</w:t>
       </w:r>
     </w:p>
     <w:p>
@@ -234,56 +234,7 @@
         <w:pStyle w:val="FirstParagraph"/>
       </w:pPr>
       <w:r>
-        <w:t xml:space="preserve">Работа опирается на классические модели и публикации по теме имитационного моделирования. Для лабораторной работы сохранён воспроизводимый подход: основной сценарий хранится в</w:t>
-      </w:r>
-      <w:r>
-        <w:t xml:space="preserve"> </w:t>
-      </w:r>
-      <w:r>
-        <w:rPr>
-          <w:rStyle w:val="VerbatimChar"/>
-        </w:rPr>
-        <w:t xml:space="preserve">qmd</w:t>
-      </w:r>
-      <w:r>
-        <w:t xml:space="preserve">, из него автоматически формируются чистый</w:t>
-      </w:r>
-      <w:r>
-        <w:t xml:space="preserve"> </w:t>
-      </w:r>
-      <w:r>
-        <w:rPr>
-          <w:rStyle w:val="VerbatimChar"/>
-        </w:rPr>
-        <w:t xml:space="preserve">Julia</w:t>
-      </w:r>
-      <w:r>
-        <w:t xml:space="preserve">-код, ноутбук</w:t>
-      </w:r>
-      <w:r>
-        <w:t xml:space="preserve"> </w:t>
-      </w:r>
-      <w:r>
-        <w:rPr>
-          <w:rStyle w:val="VerbatimChar"/>
-        </w:rPr>
-        <w:t xml:space="preserve">ipynb</w:t>
-      </w:r>
-      <w:r>
-        <w:t xml:space="preserve"> </w:t>
-      </w:r>
-      <w:r>
-        <w:t xml:space="preserve">и итоговые отчётные материалы.</w:t>
-      </w:r>
-    </w:p>
-    <w:bookmarkEnd w:id="10"/>
-    <w:bookmarkStart w:id="11" w:name="ход-выполнения"/>
-    <w:p>
-      <w:pPr>
-        <w:pStyle w:val="Heading2"/>
-      </w:pPr>
-      <w:r>
-        <w:t xml:space="preserve">Ход выполнения</w:t>
+        <w:t xml:space="preserve">В рамках лабораторной работы необходимо:</w:t>
       </w:r>
     </w:p>
     <w:p>
@@ -295,19 +246,7 @@
         </w:numPr>
       </w:pPr>
       <w:r>
-        <w:t xml:space="preserve">Подготовлен литературный источник в формате</w:t>
-      </w:r>
-      <w:r>
-        <w:t xml:space="preserve"> </w:t>
-      </w:r>
-      <w:r>
-        <w:rPr>
-          <w:rStyle w:val="VerbatimChar"/>
-        </w:rPr>
-        <w:t xml:space="preserve">qmd</w:t>
-      </w:r>
-      <w:r>
-        <w:t xml:space="preserve">.</w:t>
+        <w:t xml:space="preserve">представить SIR-модель в терминах мест и переходов сети Петри;</w:t>
       </w:r>
     </w:p>
     <w:p>
@@ -319,19 +258,7 @@
         </w:numPr>
       </w:pPr>
       <w:r>
-        <w:t xml:space="preserve">Из источника автоматически извлечён исполняемый код</w:t>
-      </w:r>
-      <w:r>
-        <w:t xml:space="preserve"> </w:t>
-      </w:r>
-      <w:r>
-        <w:rPr>
-          <w:rStyle w:val="VerbatimChar"/>
-        </w:rPr>
-        <w:t xml:space="preserve">Julia</w:t>
-      </w:r>
-      <w:r>
-        <w:t xml:space="preserve">.</w:t>
+        <w:t xml:space="preserve">проследить стохастическую эволюцию маркировки мест S, I и R;</w:t>
       </w:r>
     </w:p>
     <w:p>
@@ -343,7 +270,7 @@
         </w:numPr>
       </w:pPr>
       <w:r>
-        <w:t xml:space="preserve">Проведён вычислительный эксперимент и сохранены табличные результаты.</w:t>
+        <w:t xml:space="preserve">исследовать итоговый размер эпидемии при изменении коэффициента заражения;</w:t>
       </w:r>
     </w:p>
     <w:p>
@@ -355,11 +282,163 @@
         </w:numPr>
       </w:pPr>
       <w:r>
-        <w:t xml:space="preserve">На основе результатов построены графики и подготовлены материалы для отчёта и презентации.</w:t>
+        <w:t xml:space="preserve">сопоставить поведение стохастической модели с ожидаемой эпидемической логикой.</w:t>
+      </w:r>
+    </w:p>
+    <w:bookmarkEnd w:id="10"/>
+    <w:bookmarkStart w:id="11" w:name="теоретические-сведения"/>
+    <w:p>
+      <w:pPr>
+        <w:pStyle w:val="Heading2"/>
+      </w:pPr>
+      <w:r>
+        <w:t xml:space="preserve">Теоретические сведения</w:t>
+      </w:r>
+    </w:p>
+    <w:p>
+      <w:pPr>
+        <w:pStyle w:val="FirstParagraph"/>
+      </w:pPr>
+      <w:r>
+        <w:t xml:space="preserve">Сеть Петри для SIR-модели позволяет интерпретировать эпидемиологический процесс как последовательность событий с изменением маркировки мест. Переход заражения уменьшает число восприимчивых и увеличивает число инфицированных, а переход выздоровления переводит массу системы в класс recovered.</w:t>
+      </w:r>
+      <w:r>
+        <w:t xml:space="preserve"> </w:t>
+      </w:r>
+      <w:r>
+        <w:t xml:space="preserve">Стохастическая трактовка особенно полезна тогда, когда важны дискретность событий и случайность моментов перехода. В отличие от гладкой детерминированной кривой, такая модель отражает вариативность траекторий и более реалистично описывает малые и средние популяции.</w:t>
       </w:r>
     </w:p>
     <w:bookmarkEnd w:id="11"/>
-    <w:bookmarkStart w:id="18" w:name="результаты-моделирования"/>
+    <w:bookmarkStart w:id="12" w:name="X90ec9b3c0313e0d5781da0417c1fef4e264c20d"/>
+    <w:p>
+      <w:pPr>
+        <w:pStyle w:val="Heading2"/>
+      </w:pPr>
+      <w:r>
+        <w:t xml:space="preserve">Исходные параметры и организация эксперимента</w:t>
+      </w:r>
+    </w:p>
+    <w:p>
+      <w:pPr>
+        <w:pStyle w:val="Compact"/>
+        <w:numPr>
+          <w:ilvl w:val="0"/>
+          <w:numId w:val="1002"/>
+        </w:numPr>
+      </w:pPr>
+      <w:r>
+        <w:t xml:space="preserve">задаются начальные маркировки мест S, I и R;</w:t>
+      </w:r>
+    </w:p>
+    <w:p>
+      <w:pPr>
+        <w:pStyle w:val="Compact"/>
+        <w:numPr>
+          <w:ilvl w:val="0"/>
+          <w:numId w:val="1002"/>
+        </w:numPr>
+      </w:pPr>
+      <w:r>
+        <w:t xml:space="preserve">заражение и выздоровление моделируются как последовательность событий firing;</w:t>
+      </w:r>
+    </w:p>
+    <w:p>
+      <w:pPr>
+        <w:pStyle w:val="Compact"/>
+        <w:numPr>
+          <w:ilvl w:val="0"/>
+          <w:numId w:val="1002"/>
+        </w:numPr>
+      </w:pPr>
+      <w:r>
+        <w:t xml:space="preserve">основная траектория строится как ступенчатый временной ряд;</w:t>
+      </w:r>
+    </w:p>
+    <w:p>
+      <w:pPr>
+        <w:pStyle w:val="Compact"/>
+        <w:numPr>
+          <w:ilvl w:val="0"/>
+          <w:numId w:val="1002"/>
+        </w:numPr>
+      </w:pPr>
+      <w:r>
+        <w:t xml:space="preserve">дополнительно выполняется серия прогонов по коэффициенту заражения beta.</w:t>
+      </w:r>
+    </w:p>
+    <w:bookmarkEnd w:id="12"/>
+    <w:bookmarkStart w:id="13" w:name="ход-выполнения-лабораторной-работы"/>
+    <w:p>
+      <w:pPr>
+        <w:pStyle w:val="Heading2"/>
+      </w:pPr>
+      <w:r>
+        <w:t xml:space="preserve">Ход выполнения лабораторной работы</w:t>
+      </w:r>
+    </w:p>
+    <w:p>
+      <w:pPr>
+        <w:pStyle w:val="Compact"/>
+        <w:numPr>
+          <w:ilvl w:val="0"/>
+          <w:numId w:val="1003"/>
+        </w:numPr>
+      </w:pPr>
+      <w:r>
+        <w:t xml:space="preserve">Определены места сети Петри и логика событий заражения и выздоровления.</w:t>
+      </w:r>
+    </w:p>
+    <w:p>
+      <w:pPr>
+        <w:pStyle w:val="Compact"/>
+        <w:numPr>
+          <w:ilvl w:val="0"/>
+          <w:numId w:val="1003"/>
+        </w:numPr>
+      </w:pPr>
+      <w:r>
+        <w:t xml:space="preserve">Реализован механизм генерации стохастических переходов во времени.</w:t>
+      </w:r>
+    </w:p>
+    <w:p>
+      <w:pPr>
+        <w:pStyle w:val="Compact"/>
+        <w:numPr>
+          <w:ilvl w:val="0"/>
+          <w:numId w:val="1003"/>
+        </w:numPr>
+      </w:pPr>
+      <w:r>
+        <w:t xml:space="preserve">Сохранена основная траектория маркировки для мест S, I и R.</w:t>
+      </w:r>
+    </w:p>
+    <w:p>
+      <w:pPr>
+        <w:pStyle w:val="Compact"/>
+        <w:numPr>
+          <w:ilvl w:val="0"/>
+          <w:numId w:val="1003"/>
+        </w:numPr>
+      </w:pPr>
+      <w:r>
+        <w:t xml:space="preserve">Проведён параметрический анализ по значению beta.</w:t>
+      </w:r>
+    </w:p>
+    <w:p>
+      <w:pPr>
+        <w:pStyle w:val="Compact"/>
+        <w:numPr>
+          <w:ilvl w:val="0"/>
+          <w:numId w:val="1003"/>
+        </w:numPr>
+      </w:pPr>
+      <w:r>
+        <w:t xml:space="preserve">Подготовлены графики и итоговые численные таблицы для интерпретации результатов.</w:t>
+      </w:r>
+    </w:p>
+    <w:bookmarkEnd w:id="13"/>
+    <w:bookmarkStart w:id="22" w:name="результаты-моделирования"/>
     <w:p>
       <w:pPr>
         <w:pStyle w:val="Heading2"/>
@@ -377,18 +456,18 @@
           <wp:inline>
             <wp:extent cx="5334000" cy="3200399"/>
             <wp:effectExtent b="0" l="0" r="0" t="0"/>
-            <wp:docPr descr="Стохастическая траектория сети Петри SIR" title="" id="13" name="Picture"/>
+            <wp:docPr descr="Стохастическая траектория сети Петри SIR" title="" id="15" name="Picture"/>
             <a:graphic>
               <a:graphicData uri="http://schemas.openxmlformats.org/drawingml/2006/picture">
                 <pic:pic>
                   <pic:nvPicPr>
-                    <pic:cNvPr descr="../results/figures/petri_sir_main.png" id="14" name="Picture"/>
+                    <pic:cNvPr descr="../results/figures/petri_sir_main.png" id="16" name="Picture"/>
                     <pic:cNvPicPr>
                       <a:picLocks noChangeArrowheads="1" noChangeAspect="1"/>
                     </pic:cNvPicPr>
                   </pic:nvPicPr>
                   <pic:blipFill>
-                    <a:blip r:embed="rId12"/>
+                    <a:blip r:embed="rId14"/>
                     <a:stretch>
                       <a:fillRect/>
                     </a:stretch>
@@ -434,18 +513,18 @@
           <wp:inline>
             <wp:extent cx="5334000" cy="3200399"/>
             <wp:effectExtent b="0" l="0" r="0" t="0"/>
-            <wp:docPr descr="Размер эпидемии при разных значениях коэффициента заражения" title="" id="16" name="Picture"/>
+            <wp:docPr descr="Размер эпидемии при разных значениях коэффициента заражения" title="" id="18" name="Picture"/>
             <a:graphic>
               <a:graphicData uri="http://schemas.openxmlformats.org/drawingml/2006/picture">
                 <pic:pic>
                   <pic:nvPicPr>
-                    <pic:cNvPr descr="../results/figures/petri_sir_sweep.png" id="17" name="Picture"/>
+                    <pic:cNvPr descr="../results/figures/petri_sir_sweep.png" id="19" name="Picture"/>
                     <pic:cNvPicPr>
                       <a:picLocks noChangeArrowheads="1" noChangeAspect="1"/>
                     </pic:cNvPicPr>
                   </pic:nvPicPr>
                   <pic:blipFill>
-                    <a:blip r:embed="rId15"/>
+                    <a:blip r:embed="rId17"/>
                     <a:stretch>
                       <a:fillRect/>
                     </a:stretch>
@@ -482,12 +561,489 @@
         <w:t xml:space="preserve">Рисунок 2 — Размер эпидемии при разных значениях коэффициента заражения</w:t>
       </w:r>
     </w:p>
+    <w:bookmarkStart w:id="20" w:name="фрагмент-траектории-сети-петри-для-sir"/>
     <w:p>
       <w:pPr>
-        <w:pStyle w:val="BodyText"/>
-      </w:pPr>
-      <w:r>
-        <w:t xml:space="preserve">Таблица основных результатов:</w:t>
+        <w:pStyle w:val="Heading3"/>
+      </w:pPr>
+      <w:r>
+        <w:t xml:space="preserve">Фрагмент траектории сети Петри для SIR</w:t>
+      </w:r>
+    </w:p>
+    <w:tbl>
+      <w:tblPr>
+        <w:tblStyle w:val="Table"/>
+        <w:tblW w:type="auto" w:w="0"/>
+        <w:tblLook w:firstRow="1" w:lastRow="0" w:firstColumn="0" w:lastColumn="0" w:noHBand="0" w:noVBand="0" w:val="0020"/>
+      </w:tblPr>
+      <w:tblGrid>
+        <w:gridCol w:w="1980"/>
+        <w:gridCol w:w="1980"/>
+        <w:gridCol w:w="1980"/>
+        <w:gridCol w:w="1980"/>
+      </w:tblGrid>
+      <w:tr>
+        <w:trPr>
+          <w:tblHeader w:val="on"/>
+        </w:trPr>
+        <w:tc>
+          <w:tcPr/>
+          <w:p>
+            <w:pPr>
+              <w:pStyle w:val="Compact"/>
+              <w:jc w:val="right"/>
+            </w:pPr>
+            <w:r>
+              <w:t xml:space="preserve">time</w:t>
+            </w:r>
+          </w:p>
+        </w:tc>
+        <w:tc>
+          <w:tcPr/>
+          <w:p>
+            <w:pPr>
+              <w:pStyle w:val="Compact"/>
+              <w:jc w:val="right"/>
+            </w:pPr>
+            <w:r>
+              <w:t xml:space="preserve">S</w:t>
+            </w:r>
+          </w:p>
+        </w:tc>
+        <w:tc>
+          <w:tcPr/>
+          <w:p>
+            <w:pPr>
+              <w:pStyle w:val="Compact"/>
+              <w:jc w:val="right"/>
+            </w:pPr>
+            <w:r>
+              <w:t xml:space="preserve">I</w:t>
+            </w:r>
+          </w:p>
+        </w:tc>
+        <w:tc>
+          <w:tcPr/>
+          <w:p>
+            <w:pPr>
+              <w:pStyle w:val="Compact"/>
+              <w:jc w:val="right"/>
+            </w:pPr>
+            <w:r>
+              <w:t xml:space="preserve">R</w:t>
+            </w:r>
+          </w:p>
+        </w:tc>
+      </w:tr>
+      <w:tr>
+        <w:tc>
+          <w:tcPr/>
+          <w:p>
+            <w:pPr>
+              <w:pStyle w:val="Compact"/>
+              <w:jc w:val="right"/>
+            </w:pPr>
+            <w:r>
+              <w:t xml:space="preserve">0</w:t>
+            </w:r>
+          </w:p>
+        </w:tc>
+        <w:tc>
+          <w:tcPr/>
+          <w:p>
+            <w:pPr>
+              <w:pStyle w:val="Compact"/>
+              <w:jc w:val="right"/>
+            </w:pPr>
+            <w:r>
+              <w:t xml:space="preserve">95</w:t>
+            </w:r>
+          </w:p>
+        </w:tc>
+        <w:tc>
+          <w:tcPr/>
+          <w:p>
+            <w:pPr>
+              <w:pStyle w:val="Compact"/>
+              <w:jc w:val="right"/>
+            </w:pPr>
+            <w:r>
+              <w:t xml:space="preserve">5</w:t>
+            </w:r>
+          </w:p>
+        </w:tc>
+        <w:tc>
+          <w:tcPr/>
+          <w:p>
+            <w:pPr>
+              <w:pStyle w:val="Compact"/>
+              <w:jc w:val="right"/>
+            </w:pPr>
+            <w:r>
+              <w:t xml:space="preserve">0</w:t>
+            </w:r>
+          </w:p>
+        </w:tc>
+      </w:tr>
+      <w:tr>
+        <w:tc>
+          <w:tcPr/>
+          <w:p>
+            <w:pPr>
+              <w:pStyle w:val="Compact"/>
+              <w:jc w:val="right"/>
+            </w:pPr>
+            <w:r>
+              <w:t xml:space="preserve">0.195</w:t>
+            </w:r>
+          </w:p>
+        </w:tc>
+        <w:tc>
+          <w:tcPr/>
+          <w:p>
+            <w:pPr>
+              <w:pStyle w:val="Compact"/>
+              <w:jc w:val="right"/>
+            </w:pPr>
+            <w:r>
+              <w:t xml:space="preserve">94</w:t>
+            </w:r>
+          </w:p>
+        </w:tc>
+        <w:tc>
+          <w:tcPr/>
+          <w:p>
+            <w:pPr>
+              <w:pStyle w:val="Compact"/>
+              <w:jc w:val="right"/>
+            </w:pPr>
+            <w:r>
+              <w:t xml:space="preserve">6</w:t>
+            </w:r>
+          </w:p>
+        </w:tc>
+        <w:tc>
+          <w:tcPr/>
+          <w:p>
+            <w:pPr>
+              <w:pStyle w:val="Compact"/>
+              <w:jc w:val="right"/>
+            </w:pPr>
+            <w:r>
+              <w:t xml:space="preserve">0</w:t>
+            </w:r>
+          </w:p>
+        </w:tc>
+      </w:tr>
+      <w:tr>
+        <w:tc>
+          <w:tcPr/>
+          <w:p>
+            <w:pPr>
+              <w:pStyle w:val="Compact"/>
+              <w:jc w:val="right"/>
+            </w:pPr>
+            <w:r>
+              <w:t xml:space="preserve">0.24</w:t>
+            </w:r>
+          </w:p>
+        </w:tc>
+        <w:tc>
+          <w:tcPr/>
+          <w:p>
+            <w:pPr>
+              <w:pStyle w:val="Compact"/>
+              <w:jc w:val="right"/>
+            </w:pPr>
+            <w:r>
+              <w:t xml:space="preserve">93</w:t>
+            </w:r>
+          </w:p>
+        </w:tc>
+        <w:tc>
+          <w:tcPr/>
+          <w:p>
+            <w:pPr>
+              <w:pStyle w:val="Compact"/>
+              <w:jc w:val="right"/>
+            </w:pPr>
+            <w:r>
+              <w:t xml:space="preserve">7</w:t>
+            </w:r>
+          </w:p>
+        </w:tc>
+        <w:tc>
+          <w:tcPr/>
+          <w:p>
+            <w:pPr>
+              <w:pStyle w:val="Compact"/>
+              <w:jc w:val="right"/>
+            </w:pPr>
+            <w:r>
+              <w:t xml:space="preserve">0</w:t>
+            </w:r>
+          </w:p>
+        </w:tc>
+      </w:tr>
+      <w:tr>
+        <w:tc>
+          <w:tcPr/>
+          <w:p>
+            <w:pPr>
+              <w:pStyle w:val="Compact"/>
+              <w:jc w:val="right"/>
+            </w:pPr>
+            <w:r>
+              <w:t xml:space="preserve">0.279</w:t>
+            </w:r>
+          </w:p>
+        </w:tc>
+        <w:tc>
+          <w:tcPr/>
+          <w:p>
+            <w:pPr>
+              <w:pStyle w:val="Compact"/>
+              <w:jc w:val="right"/>
+            </w:pPr>
+            <w:r>
+              <w:t xml:space="preserve">92</w:t>
+            </w:r>
+          </w:p>
+        </w:tc>
+        <w:tc>
+          <w:tcPr/>
+          <w:p>
+            <w:pPr>
+              <w:pStyle w:val="Compact"/>
+              <w:jc w:val="right"/>
+            </w:pPr>
+            <w:r>
+              <w:t xml:space="preserve">8</w:t>
+            </w:r>
+          </w:p>
+        </w:tc>
+        <w:tc>
+          <w:tcPr/>
+          <w:p>
+            <w:pPr>
+              <w:pStyle w:val="Compact"/>
+              <w:jc w:val="right"/>
+            </w:pPr>
+            <w:r>
+              <w:t xml:space="preserve">0</w:t>
+            </w:r>
+          </w:p>
+        </w:tc>
+      </w:tr>
+      <w:tr>
+        <w:tc>
+          <w:tcPr/>
+          <w:p>
+            <w:pPr>
+              <w:pStyle w:val="Compact"/>
+              <w:jc w:val="right"/>
+            </w:pPr>
+            <w:r>
+              <w:t xml:space="preserve">0.298</w:t>
+            </w:r>
+          </w:p>
+        </w:tc>
+        <w:tc>
+          <w:tcPr/>
+          <w:p>
+            <w:pPr>
+              <w:pStyle w:val="Compact"/>
+              <w:jc w:val="right"/>
+            </w:pPr>
+            <w:r>
+              <w:t xml:space="preserve">92</w:t>
+            </w:r>
+          </w:p>
+        </w:tc>
+        <w:tc>
+          <w:tcPr/>
+          <w:p>
+            <w:pPr>
+              <w:pStyle w:val="Compact"/>
+              <w:jc w:val="right"/>
+            </w:pPr>
+            <w:r>
+              <w:t xml:space="preserve">7</w:t>
+            </w:r>
+          </w:p>
+        </w:tc>
+        <w:tc>
+          <w:tcPr/>
+          <w:p>
+            <w:pPr>
+              <w:pStyle w:val="Compact"/>
+              <w:jc w:val="right"/>
+            </w:pPr>
+            <w:r>
+              <w:t xml:space="preserve">1</w:t>
+            </w:r>
+          </w:p>
+        </w:tc>
+      </w:tr>
+      <w:tr>
+        <w:tc>
+          <w:tcPr/>
+          <w:p>
+            <w:pPr>
+              <w:pStyle w:val="Compact"/>
+              <w:jc w:val="right"/>
+            </w:pPr>
+            <w:r>
+              <w:t xml:space="preserve">0.572</w:t>
+            </w:r>
+          </w:p>
+        </w:tc>
+        <w:tc>
+          <w:tcPr/>
+          <w:p>
+            <w:pPr>
+              <w:pStyle w:val="Compact"/>
+              <w:jc w:val="right"/>
+            </w:pPr>
+            <w:r>
+              <w:t xml:space="preserve">91</w:t>
+            </w:r>
+          </w:p>
+        </w:tc>
+        <w:tc>
+          <w:tcPr/>
+          <w:p>
+            <w:pPr>
+              <w:pStyle w:val="Compact"/>
+              <w:jc w:val="right"/>
+            </w:pPr>
+            <w:r>
+              <w:t xml:space="preserve">8</w:t>
+            </w:r>
+          </w:p>
+        </w:tc>
+        <w:tc>
+          <w:tcPr/>
+          <w:p>
+            <w:pPr>
+              <w:pStyle w:val="Compact"/>
+              <w:jc w:val="right"/>
+            </w:pPr>
+            <w:r>
+              <w:t xml:space="preserve">1</w:t>
+            </w:r>
+          </w:p>
+        </w:tc>
+      </w:tr>
+      <w:tr>
+        <w:tc>
+          <w:tcPr/>
+          <w:p>
+            <w:pPr>
+              <w:pStyle w:val="Compact"/>
+              <w:jc w:val="right"/>
+            </w:pPr>
+            <w:r>
+              <w:t xml:space="preserve">0.758</w:t>
+            </w:r>
+          </w:p>
+        </w:tc>
+        <w:tc>
+          <w:tcPr/>
+          <w:p>
+            <w:pPr>
+              <w:pStyle w:val="Compact"/>
+              <w:jc w:val="right"/>
+            </w:pPr>
+            <w:r>
+              <w:t xml:space="preserve">90</w:t>
+            </w:r>
+          </w:p>
+        </w:tc>
+        <w:tc>
+          <w:tcPr/>
+          <w:p>
+            <w:pPr>
+              <w:pStyle w:val="Compact"/>
+              <w:jc w:val="right"/>
+            </w:pPr>
+            <w:r>
+              <w:t xml:space="preserve">9</w:t>
+            </w:r>
+          </w:p>
+        </w:tc>
+        <w:tc>
+          <w:tcPr/>
+          <w:p>
+            <w:pPr>
+              <w:pStyle w:val="Compact"/>
+              <w:jc w:val="right"/>
+            </w:pPr>
+            <w:r>
+              <w:t xml:space="preserve">1</w:t>
+            </w:r>
+          </w:p>
+        </w:tc>
+      </w:tr>
+      <w:tr>
+        <w:tc>
+          <w:tcPr/>
+          <w:p>
+            <w:pPr>
+              <w:pStyle w:val="Compact"/>
+              <w:jc w:val="right"/>
+            </w:pPr>
+            <w:r>
+              <w:t xml:space="preserve">0.937</w:t>
+            </w:r>
+          </w:p>
+        </w:tc>
+        <w:tc>
+          <w:tcPr/>
+          <w:p>
+            <w:pPr>
+              <w:pStyle w:val="Compact"/>
+              <w:jc w:val="right"/>
+            </w:pPr>
+            <w:r>
+              <w:t xml:space="preserve">89</w:t>
+            </w:r>
+          </w:p>
+        </w:tc>
+        <w:tc>
+          <w:tcPr/>
+          <w:p>
+            <w:pPr>
+              <w:pStyle w:val="Compact"/>
+              <w:jc w:val="right"/>
+            </w:pPr>
+            <w:r>
+              <w:t xml:space="preserve">10</w:t>
+            </w:r>
+          </w:p>
+        </w:tc>
+        <w:tc>
+          <w:tcPr/>
+          <w:p>
+            <w:pPr>
+              <w:pStyle w:val="Compact"/>
+              <w:jc w:val="right"/>
+            </w:pPr>
+            <w:r>
+              <w:t xml:space="preserve">1</w:t>
+            </w:r>
+          </w:p>
+        </w:tc>
+      </w:tr>
+    </w:tbl>
+    <w:bookmarkEnd w:id="20"/>
+    <w:bookmarkStart w:id="21" w:name="сводная-таблица-основных-результатов"/>
+    <w:p>
+      <w:pPr>
+        <w:pStyle w:val="Heading3"/>
+      </w:pPr>
+      <w:r>
+        <w:t xml:space="preserve">Сводная таблица основных результатов</w:t>
       </w:r>
     </w:p>
     <w:tbl>
@@ -686,50 +1242,15 @@
         </w:tc>
       </w:tr>
     </w:tbl>
-    <w:bookmarkEnd w:id="18"/>
-    <w:bookmarkStart w:id="19" w:name="анализ-результатов"/>
+    <w:bookmarkEnd w:id="21"/>
+    <w:bookmarkEnd w:id="22"/>
+    <w:bookmarkStart w:id="23" w:name="анализ-и-интерпретация-результатов"/>
     <w:p>
       <w:pPr>
         <w:pStyle w:val="Heading2"/>
       </w:pPr>
       <w:r>
-        <w:t xml:space="preserve">Анализ результатов</w:t>
-      </w:r>
-    </w:p>
-    <w:p>
-      <w:pPr>
-        <w:pStyle w:val="FirstParagraph"/>
-      </w:pPr>
-      <w:r>
-        <w:t xml:space="preserve">Первый график отражает основную динамику исследуемой модели, а второй показывает чувствительность результата к изменению параметров. По полученным траекториям видно, что модель устойчиво воспроизводит ожидаемое качественное поведение системы и подходит для сравнительного анализа сценариев.</w:t>
-      </w:r>
-    </w:p>
-    <w:bookmarkEnd w:id="19"/>
-    <w:bookmarkStart w:id="20" w:name="выводы"/>
-    <w:p>
-      <w:pPr>
-        <w:pStyle w:val="Heading2"/>
-      </w:pPr>
-      <w:r>
-        <w:t xml:space="preserve">Выводы</w:t>
-      </w:r>
-    </w:p>
-    <w:p>
-      <w:pPr>
-        <w:pStyle w:val="FirstParagraph"/>
-      </w:pPr>
-      <w:r>
-        <w:t xml:space="preserve">В ходе выполнения лабораторной работы получен полный воспроизводимый комплект материалов: литературный источник, исполняемый код, ноутбук, отчёт, презентация и архив исходных данных. Единая автоматическая сборка позволяет быстро обновлять результаты после изменения параметров эксперимента.</w:t>
-      </w:r>
-    </w:p>
-    <w:bookmarkEnd w:id="20"/>
-    <w:bookmarkStart w:id="21" w:name="список-литературы"/>
-    <w:p>
-      <w:pPr>
-        <w:pStyle w:val="Heading2"/>
-      </w:pPr>
-      <w:r>
-        <w:t xml:space="preserve">Список литературы</w:t>
+        <w:t xml:space="preserve">Анализ и интерпретация результатов</w:t>
       </w:r>
     </w:p>
     <w:p>
@@ -737,11 +1258,11 @@
         <w:pStyle w:val="Compact"/>
         <w:numPr>
           <w:ilvl w:val="0"/>
-          <w:numId w:val="1002"/>
+          <w:numId w:val="1004"/>
         </w:numPr>
       </w:pPr>
       <w:r>
-        <w:t xml:space="preserve">Tadao Murata. Petri Nets: Properties, Analysis and Applications. Proceedings of the IEEE, 1989.</w:t>
+        <w:t xml:space="preserve">Ступенчатая форма основной траектории естественно отражает дискретный характер эпидемических событий.</w:t>
       </w:r>
     </w:p>
     <w:p>
@@ -749,15 +1270,1970 @@
         <w:pStyle w:val="Compact"/>
         <w:numPr>
           <w:ilvl w:val="0"/>
-          <w:numId w:val="1002"/>
+          <w:numId w:val="1004"/>
         </w:numPr>
       </w:pPr>
       <w:r>
+        <w:t xml:space="preserve">Увеличение коэффициента заражения ведёт к росту итогового числа выздоровевших, то есть к более крупному эпидемическому охвату.</w:t>
+      </w:r>
+    </w:p>
+    <w:p>
+      <w:pPr>
+        <w:pStyle w:val="Compact"/>
+        <w:numPr>
+          <w:ilvl w:val="0"/>
+          <w:numId w:val="1004"/>
+        </w:numPr>
+      </w:pPr>
+      <w:r>
+        <w:t xml:space="preserve">Сетевая интерпретация SIR-модели делает хорошо видимой событийную логику процесса и позволяет перейти от непрерывных уравнений к стохастическому представлению.</w:t>
+      </w:r>
+    </w:p>
+    <w:bookmarkEnd w:id="23"/>
+    <w:bookmarkStart w:id="24" w:name="выводы"/>
+    <w:p>
+      <w:pPr>
+        <w:pStyle w:val="Heading2"/>
+      </w:pPr>
+      <w:r>
+        <w:t xml:space="preserve">Выводы</w:t>
+      </w:r>
+    </w:p>
+    <w:p>
+      <w:pPr>
+        <w:pStyle w:val="Compact"/>
+        <w:numPr>
+          <w:ilvl w:val="0"/>
+          <w:numId w:val="1005"/>
+        </w:numPr>
+      </w:pPr>
+      <w:r>
+        <w:t xml:space="preserve">SIR-модель успешно представлена через стохастическую сеть Петри.</w:t>
+      </w:r>
+    </w:p>
+    <w:p>
+      <w:pPr>
+        <w:pStyle w:val="Compact"/>
+        <w:numPr>
+          <w:ilvl w:val="0"/>
+          <w:numId w:val="1005"/>
+        </w:numPr>
+      </w:pPr>
+      <w:r>
+        <w:t xml:space="preserve">Показано влияние коэффициента заражения на масштаб эпидемии.</w:t>
+      </w:r>
+    </w:p>
+    <w:p>
+      <w:pPr>
+        <w:pStyle w:val="Compact"/>
+        <w:numPr>
+          <w:ilvl w:val="0"/>
+          <w:numId w:val="1005"/>
+        </w:numPr>
+      </w:pPr>
+      <w:r>
+        <w:t xml:space="preserve">Работа демонстрирует связку между эпидемиологическими моделями и дискретно-событийным представлением процессов.</w:t>
+      </w:r>
+    </w:p>
+    <w:bookmarkEnd w:id="24"/>
+    <w:bookmarkStart w:id="25" w:name="листинг-программы"/>
+    <w:p>
+      <w:pPr>
+        <w:pStyle w:val="Heading2"/>
+      </w:pPr>
+      <w:r>
+        <w:t xml:space="preserve">Листинг программы</w:t>
+      </w:r>
+    </w:p>
+    <w:p>
+      <w:pPr>
+        <w:pStyle w:val="SourceCode"/>
+      </w:pPr>
+      <w:r>
+        <w:rPr>
+          <w:rStyle w:val="CommentTok"/>
+        </w:rPr>
+        <w:t xml:space="preserve"># Этот файл сгенерирован автоматически из qmd-источника.</w:t>
+      </w:r>
+      <w:r>
+        <w:br/>
+      </w:r>
+      <w:r>
+        <w:br/>
+      </w:r>
+      <w:r>
+        <w:rPr>
+          <w:rStyle w:val="ImportTok"/>
+        </w:rPr>
+        <w:t xml:space="preserve">using</w:t>
+      </w:r>
+      <w:r>
+        <w:rPr>
+          <w:rStyle w:val="NormalTok"/>
+        </w:rPr>
+        <w:t xml:space="preserve"> </w:t>
+      </w:r>
+      <w:r>
+        <w:rPr>
+          <w:rStyle w:val="BuiltInTok"/>
+        </w:rPr>
+        <w:t xml:space="preserve">Random</w:t>
+      </w:r>
+      <w:r>
+        <w:br/>
+      </w:r>
+      <w:r>
+        <w:rPr>
+          <w:rStyle w:val="ImportTok"/>
+        </w:rPr>
+        <w:t xml:space="preserve">using</w:t>
+      </w:r>
+      <w:r>
+        <w:rPr>
+          <w:rStyle w:val="NormalTok"/>
+        </w:rPr>
+        <w:t xml:space="preserve"> </w:t>
+      </w:r>
+      <w:r>
+        <w:rPr>
+          <w:rStyle w:val="BuiltInTok"/>
+        </w:rPr>
+        <w:t xml:space="preserve">Printf</w:t>
+      </w:r>
+      <w:r>
+        <w:br/>
+      </w:r>
+      <w:r>
+        <w:br/>
+      </w:r>
+      <w:r>
+        <w:rPr>
+          <w:rStyle w:val="NormalTok"/>
+        </w:rPr>
+        <w:t xml:space="preserve">results_dir </w:t>
+      </w:r>
+      <w:r>
+        <w:rPr>
+          <w:rStyle w:val="OperatorTok"/>
+        </w:rPr>
+        <w:t xml:space="preserve">=</w:t>
+      </w:r>
+      <w:r>
+        <w:rPr>
+          <w:rStyle w:val="NormalTok"/>
+        </w:rPr>
+        <w:t xml:space="preserve"> </w:t>
+      </w:r>
+      <w:r>
+        <w:rPr>
+          <w:rStyle w:val="FunctionTok"/>
+        </w:rPr>
+        <w:t xml:space="preserve">normpath</w:t>
+      </w:r>
+      <w:r>
+        <w:rPr>
+          <w:rStyle w:val="NormalTok"/>
+        </w:rPr>
+        <w:t xml:space="preserve">(</w:t>
+      </w:r>
+      <w:r>
+        <w:rPr>
+          <w:rStyle w:val="FunctionTok"/>
+        </w:rPr>
+        <w:t xml:space="preserve">joinpath</w:t>
+      </w:r>
+      <w:r>
+        <w:rPr>
+          <w:rStyle w:val="NormalTok"/>
+        </w:rPr>
+        <w:t xml:space="preserve">(</w:t>
+      </w:r>
+      <w:r>
+        <w:rPr>
+          <w:rStyle w:val="PreprocessorTok"/>
+        </w:rPr>
+        <w:t xml:space="preserve">@__DIR__</w:t>
+      </w:r>
+      <w:r>
+        <w:rPr>
+          <w:rStyle w:val="NormalTok"/>
+        </w:rPr>
+        <w:t xml:space="preserve">, </w:t>
+      </w:r>
+      <w:r>
+        <w:rPr>
+          <w:rStyle w:val="StringTok"/>
+        </w:rPr>
+        <w:t xml:space="preserve">".."</w:t>
+      </w:r>
+      <w:r>
+        <w:rPr>
+          <w:rStyle w:val="NormalTok"/>
+        </w:rPr>
+        <w:t xml:space="preserve">, </w:t>
+      </w:r>
+      <w:r>
+        <w:rPr>
+          <w:rStyle w:val="StringTok"/>
+        </w:rPr>
+        <w:t xml:space="preserve">"results"</w:t>
+      </w:r>
+      <w:r>
+        <w:rPr>
+          <w:rStyle w:val="NormalTok"/>
+        </w:rPr>
+        <w:t xml:space="preserve">, </w:t>
+      </w:r>
+      <w:r>
+        <w:rPr>
+          <w:rStyle w:val="StringTok"/>
+        </w:rPr>
+        <w:t xml:space="preserve">"data"</w:t>
+      </w:r>
+      <w:r>
+        <w:rPr>
+          <w:rStyle w:val="NormalTok"/>
+        </w:rPr>
+        <w:t xml:space="preserve">))</w:t>
+      </w:r>
+      <w:r>
+        <w:br/>
+      </w:r>
+      <w:r>
+        <w:rPr>
+          <w:rStyle w:val="FunctionTok"/>
+        </w:rPr>
+        <w:t xml:space="preserve">mkpath</w:t>
+      </w:r>
+      <w:r>
+        <w:rPr>
+          <w:rStyle w:val="NormalTok"/>
+        </w:rPr>
+        <w:t xml:space="preserve">(results_dir)</w:t>
+      </w:r>
+      <w:r>
+        <w:br/>
+      </w:r>
+      <w:r>
+        <w:rPr>
+          <w:rStyle w:val="BuiltInTok"/>
+        </w:rPr>
+        <w:t xml:space="preserve">Random</w:t>
+      </w:r>
+      <w:r>
+        <w:rPr>
+          <w:rStyle w:val="NormalTok"/>
+        </w:rPr>
+        <w:t xml:space="preserve">.</w:t>
+      </w:r>
+      <w:r>
+        <w:rPr>
+          <w:rStyle w:val="FunctionTok"/>
+        </w:rPr>
+        <w:t xml:space="preserve">seed!</w:t>
+      </w:r>
+      <w:r>
+        <w:rPr>
+          <w:rStyle w:val="NormalTok"/>
+        </w:rPr>
+        <w:t xml:space="preserve">(</w:t>
+      </w:r>
+      <w:r>
+        <w:rPr>
+          <w:rStyle w:val="FloatTok"/>
+        </w:rPr>
+        <w:t xml:space="preserve">11</w:t>
+      </w:r>
+      <w:r>
+        <w:rPr>
+          <w:rStyle w:val="NormalTok"/>
+        </w:rPr>
+        <w:t xml:space="preserve">)</w:t>
+      </w:r>
+      <w:r>
+        <w:br/>
+      </w:r>
+      <w:r>
+        <w:br/>
+      </w:r>
+      <w:r>
+        <w:rPr>
+          <w:rStyle w:val="KeywordTok"/>
+        </w:rPr>
+        <w:t xml:space="preserve">function</w:t>
+      </w:r>
+      <w:r>
+        <w:rPr>
+          <w:rStyle w:val="NormalTok"/>
+        </w:rPr>
+        <w:t xml:space="preserve"> </w:t>
+      </w:r>
+      <w:r>
+        <w:rPr>
+          <w:rStyle w:val="FunctionTok"/>
+        </w:rPr>
+        <w:t xml:space="preserve">write_csv</w:t>
+      </w:r>
+      <w:r>
+        <w:rPr>
+          <w:rStyle w:val="NormalTok"/>
+        </w:rPr>
+        <w:t xml:space="preserve">(path, headers, rows)</w:t>
+      </w:r>
+      <w:r>
+        <w:br/>
+      </w:r>
+      <w:r>
+        <w:rPr>
+          <w:rStyle w:val="NormalTok"/>
+        </w:rPr>
+        <w:t xml:space="preserve">    </w:t>
+      </w:r>
+      <w:r>
+        <w:rPr>
+          <w:rStyle w:val="FunctionTok"/>
+        </w:rPr>
+        <w:t xml:space="preserve">open</w:t>
+      </w:r>
+      <w:r>
+        <w:rPr>
+          <w:rStyle w:val="NormalTok"/>
+        </w:rPr>
+        <w:t xml:space="preserve">(path, </w:t>
+      </w:r>
+      <w:r>
+        <w:rPr>
+          <w:rStyle w:val="StringTok"/>
+        </w:rPr>
+        <w:t xml:space="preserve">"w"</w:t>
+      </w:r>
+      <w:r>
+        <w:rPr>
+          <w:rStyle w:val="NormalTok"/>
+        </w:rPr>
+        <w:t xml:space="preserve">) </w:t>
+      </w:r>
+      <w:r>
+        <w:rPr>
+          <w:rStyle w:val="ControlFlowTok"/>
+        </w:rPr>
+        <w:t xml:space="preserve">do</w:t>
+      </w:r>
+      <w:r>
+        <w:rPr>
+          <w:rStyle w:val="NormalTok"/>
+        </w:rPr>
+        <w:t xml:space="preserve"> io</w:t>
+      </w:r>
+      <w:r>
+        <w:br/>
+      </w:r>
+      <w:r>
+        <w:rPr>
+          <w:rStyle w:val="NormalTok"/>
+        </w:rPr>
+        <w:t xml:space="preserve">        </w:t>
+      </w:r>
+      <w:r>
+        <w:rPr>
+          <w:rStyle w:val="FunctionTok"/>
+        </w:rPr>
+        <w:t xml:space="preserve">println</w:t>
+      </w:r>
+      <w:r>
+        <w:rPr>
+          <w:rStyle w:val="NormalTok"/>
+        </w:rPr>
+        <w:t xml:space="preserve">(io, </w:t>
+      </w:r>
+      <w:r>
+        <w:rPr>
+          <w:rStyle w:val="FunctionTok"/>
+        </w:rPr>
+        <w:t xml:space="preserve">join</w:t>
+      </w:r>
+      <w:r>
+        <w:rPr>
+          <w:rStyle w:val="NormalTok"/>
+        </w:rPr>
+        <w:t xml:space="preserve">(headers, </w:t>
+      </w:r>
+      <w:r>
+        <w:rPr>
+          <w:rStyle w:val="StringTok"/>
+        </w:rPr>
+        <w:t xml:space="preserve">","</w:t>
+      </w:r>
+      <w:r>
+        <w:rPr>
+          <w:rStyle w:val="NormalTok"/>
+        </w:rPr>
+        <w:t xml:space="preserve">))</w:t>
+      </w:r>
+      <w:r>
+        <w:br/>
+      </w:r>
+      <w:r>
+        <w:rPr>
+          <w:rStyle w:val="NormalTok"/>
+        </w:rPr>
+        <w:t xml:space="preserve">        </w:t>
+      </w:r>
+      <w:r>
+        <w:rPr>
+          <w:rStyle w:val="ControlFlowTok"/>
+        </w:rPr>
+        <w:t xml:space="preserve">for</w:t>
+      </w:r>
+      <w:r>
+        <w:rPr>
+          <w:rStyle w:val="NormalTok"/>
+        </w:rPr>
+        <w:t xml:space="preserve"> row </w:t>
+      </w:r>
+      <w:r>
+        <w:rPr>
+          <w:rStyle w:val="KeywordTok"/>
+        </w:rPr>
+        <w:t xml:space="preserve">in</w:t>
+      </w:r>
+      <w:r>
+        <w:rPr>
+          <w:rStyle w:val="NormalTok"/>
+        </w:rPr>
+        <w:t xml:space="preserve"> rows</w:t>
+      </w:r>
+      <w:r>
+        <w:br/>
+      </w:r>
+      <w:r>
+        <w:rPr>
+          <w:rStyle w:val="NormalTok"/>
+        </w:rPr>
+        <w:t xml:space="preserve">            </w:t>
+      </w:r>
+      <w:r>
+        <w:rPr>
+          <w:rStyle w:val="FunctionTok"/>
+        </w:rPr>
+        <w:t xml:space="preserve">println</w:t>
+      </w:r>
+      <w:r>
+        <w:rPr>
+          <w:rStyle w:val="NormalTok"/>
+        </w:rPr>
+        <w:t xml:space="preserve">(io, </w:t>
+      </w:r>
+      <w:r>
+        <w:rPr>
+          <w:rStyle w:val="FunctionTok"/>
+        </w:rPr>
+        <w:t xml:space="preserve">join</w:t>
+      </w:r>
+      <w:r>
+        <w:rPr>
+          <w:rStyle w:val="NormalTok"/>
+        </w:rPr>
+        <w:t xml:space="preserve">(</w:t>
+      </w:r>
+      <w:r>
+        <w:rPr>
+          <w:rStyle w:val="FunctionTok"/>
+        </w:rPr>
+        <w:t xml:space="preserve">string</w:t>
+      </w:r>
+      <w:r>
+        <w:rPr>
+          <w:rStyle w:val="NormalTok"/>
+        </w:rPr>
+        <w:t xml:space="preserve">.(row), </w:t>
+      </w:r>
+      <w:r>
+        <w:rPr>
+          <w:rStyle w:val="StringTok"/>
+        </w:rPr>
+        <w:t xml:space="preserve">","</w:t>
+      </w:r>
+      <w:r>
+        <w:rPr>
+          <w:rStyle w:val="NormalTok"/>
+        </w:rPr>
+        <w:t xml:space="preserve">))</w:t>
+      </w:r>
+      <w:r>
+        <w:br/>
+      </w:r>
+      <w:r>
+        <w:rPr>
+          <w:rStyle w:val="NormalTok"/>
+        </w:rPr>
+        <w:t xml:space="preserve">        </w:t>
+      </w:r>
+      <w:r>
+        <w:rPr>
+          <w:rStyle w:val="ControlFlowTok"/>
+        </w:rPr>
+        <w:t xml:space="preserve">end</w:t>
+      </w:r>
+      <w:r>
+        <w:br/>
+      </w:r>
+      <w:r>
+        <w:rPr>
+          <w:rStyle w:val="NormalTok"/>
+        </w:rPr>
+        <w:t xml:space="preserve">    </w:t>
+      </w:r>
+      <w:r>
+        <w:rPr>
+          <w:rStyle w:val="ControlFlowTok"/>
+        </w:rPr>
+        <w:t xml:space="preserve">end</w:t>
+      </w:r>
+      <w:r>
+        <w:br/>
+      </w:r>
+      <w:r>
+        <w:rPr>
+          <w:rStyle w:val="KeywordTok"/>
+        </w:rPr>
+        <w:t xml:space="preserve">end</w:t>
+      </w:r>
+      <w:r>
+        <w:br/>
+      </w:r>
+      <w:r>
+        <w:br/>
+      </w:r>
+      <w:r>
+        <w:rPr>
+          <w:rStyle w:val="KeywordTok"/>
+        </w:rPr>
+        <w:t xml:space="preserve">function</w:t>
+      </w:r>
+      <w:r>
+        <w:rPr>
+          <w:rStyle w:val="NormalTok"/>
+        </w:rPr>
+        <w:t xml:space="preserve"> </w:t>
+      </w:r>
+      <w:r>
+        <w:rPr>
+          <w:rStyle w:val="FunctionTok"/>
+        </w:rPr>
+        <w:t xml:space="preserve">simulate_petri_sir</w:t>
+      </w:r>
+      <w:r>
+        <w:rPr>
+          <w:rStyle w:val="NormalTok"/>
+        </w:rPr>
+        <w:t xml:space="preserve">(; beta </w:t>
+      </w:r>
+      <w:r>
+        <w:rPr>
+          <w:rStyle w:val="OperatorTok"/>
+        </w:rPr>
+        <w:t xml:space="preserve">=</w:t>
+      </w:r>
+      <w:r>
+        <w:rPr>
+          <w:rStyle w:val="NormalTok"/>
+        </w:rPr>
+        <w:t xml:space="preserve"> </w:t>
+      </w:r>
+      <w:r>
+        <w:rPr>
+          <w:rStyle w:val="FloatTok"/>
+        </w:rPr>
+        <w:t xml:space="preserve">0.46</w:t>
+      </w:r>
+      <w:r>
+        <w:rPr>
+          <w:rStyle w:val="NormalTok"/>
+        </w:rPr>
+        <w:t xml:space="preserve">, gamma </w:t>
+      </w:r>
+      <w:r>
+        <w:rPr>
+          <w:rStyle w:val="OperatorTok"/>
+        </w:rPr>
+        <w:t xml:space="preserve">=</w:t>
+      </w:r>
+      <w:r>
+        <w:rPr>
+          <w:rStyle w:val="NormalTok"/>
+        </w:rPr>
+        <w:t xml:space="preserve"> </w:t>
+      </w:r>
+      <w:r>
+        <w:rPr>
+          <w:rStyle w:val="FloatTok"/>
+        </w:rPr>
+        <w:t xml:space="preserve">0.12</w:t>
+      </w:r>
+      <w:r>
+        <w:rPr>
+          <w:rStyle w:val="NormalTok"/>
+        </w:rPr>
+        <w:t xml:space="preserve">, s0 </w:t>
+      </w:r>
+      <w:r>
+        <w:rPr>
+          <w:rStyle w:val="OperatorTok"/>
+        </w:rPr>
+        <w:t xml:space="preserve">=</w:t>
+      </w:r>
+      <w:r>
+        <w:rPr>
+          <w:rStyle w:val="NormalTok"/>
+        </w:rPr>
+        <w:t xml:space="preserve"> </w:t>
+      </w:r>
+      <w:r>
+        <w:rPr>
+          <w:rStyle w:val="FloatTok"/>
+        </w:rPr>
+        <w:t xml:space="preserve">95</w:t>
+      </w:r>
+      <w:r>
+        <w:rPr>
+          <w:rStyle w:val="NormalTok"/>
+        </w:rPr>
+        <w:t xml:space="preserve">, i0 </w:t>
+      </w:r>
+      <w:r>
+        <w:rPr>
+          <w:rStyle w:val="OperatorTok"/>
+        </w:rPr>
+        <w:t xml:space="preserve">=</w:t>
+      </w:r>
+      <w:r>
+        <w:rPr>
+          <w:rStyle w:val="NormalTok"/>
+        </w:rPr>
+        <w:t xml:space="preserve"> </w:t>
+      </w:r>
+      <w:r>
+        <w:rPr>
+          <w:rStyle w:val="FloatTok"/>
+        </w:rPr>
+        <w:t xml:space="preserve">5</w:t>
+      </w:r>
+      <w:r>
+        <w:rPr>
+          <w:rStyle w:val="NormalTok"/>
+        </w:rPr>
+        <w:t xml:space="preserve">, t_max </w:t>
+      </w:r>
+      <w:r>
+        <w:rPr>
+          <w:rStyle w:val="OperatorTok"/>
+        </w:rPr>
+        <w:t xml:space="preserve">=</w:t>
+      </w:r>
+      <w:r>
+        <w:rPr>
+          <w:rStyle w:val="NormalTok"/>
+        </w:rPr>
+        <w:t xml:space="preserve"> </w:t>
+      </w:r>
+      <w:r>
+        <w:rPr>
+          <w:rStyle w:val="FloatTok"/>
+        </w:rPr>
+        <w:t xml:space="preserve">80.0</w:t>
+      </w:r>
+      <w:r>
+        <w:rPr>
+          <w:rStyle w:val="NormalTok"/>
+        </w:rPr>
+        <w:t xml:space="preserve">)</w:t>
+      </w:r>
+      <w:r>
+        <w:br/>
+      </w:r>
+      <w:r>
+        <w:rPr>
+          <w:rStyle w:val="NormalTok"/>
+        </w:rPr>
+        <w:t xml:space="preserve">    S, I, R </w:t>
+      </w:r>
+      <w:r>
+        <w:rPr>
+          <w:rStyle w:val="OperatorTok"/>
+        </w:rPr>
+        <w:t xml:space="preserve">=</w:t>
+      </w:r>
+      <w:r>
+        <w:rPr>
+          <w:rStyle w:val="NormalTok"/>
+        </w:rPr>
+        <w:t xml:space="preserve"> s0, i0, </w:t>
+      </w:r>
+      <w:r>
+        <w:rPr>
+          <w:rStyle w:val="FloatTok"/>
+        </w:rPr>
+        <w:t xml:space="preserve">0</w:t>
+      </w:r>
+      <w:r>
+        <w:br/>
+      </w:r>
+      <w:r>
+        <w:rPr>
+          <w:rStyle w:val="NormalTok"/>
+        </w:rPr>
+        <w:t xml:space="preserve">    N </w:t>
+      </w:r>
+      <w:r>
+        <w:rPr>
+          <w:rStyle w:val="OperatorTok"/>
+        </w:rPr>
+        <w:t xml:space="preserve">=</w:t>
+      </w:r>
+      <w:r>
+        <w:rPr>
+          <w:rStyle w:val="NormalTok"/>
+        </w:rPr>
+        <w:t xml:space="preserve"> S </w:t>
+      </w:r>
+      <w:r>
+        <w:rPr>
+          <w:rStyle w:val="OperatorTok"/>
+        </w:rPr>
+        <w:t xml:space="preserve">+</w:t>
+      </w:r>
+      <w:r>
+        <w:rPr>
+          <w:rStyle w:val="NormalTok"/>
+        </w:rPr>
+        <w:t xml:space="preserve"> I</w:t>
+      </w:r>
+      <w:r>
+        <w:br/>
+      </w:r>
+      <w:r>
+        <w:rPr>
+          <w:rStyle w:val="NormalTok"/>
+        </w:rPr>
+        <w:t xml:space="preserve">    t </w:t>
+      </w:r>
+      <w:r>
+        <w:rPr>
+          <w:rStyle w:val="OperatorTok"/>
+        </w:rPr>
+        <w:t xml:space="preserve">=</w:t>
+      </w:r>
+      <w:r>
+        <w:rPr>
+          <w:rStyle w:val="NormalTok"/>
+        </w:rPr>
+        <w:t xml:space="preserve"> </w:t>
+      </w:r>
+      <w:r>
+        <w:rPr>
+          <w:rStyle w:val="FloatTok"/>
+        </w:rPr>
+        <w:t xml:space="preserve">0.0</w:t>
+      </w:r>
+      <w:r>
+        <w:br/>
+      </w:r>
+      <w:r>
+        <w:rPr>
+          <w:rStyle w:val="NormalTok"/>
+        </w:rPr>
+        <w:t xml:space="preserve">    rows </w:t>
+      </w:r>
+      <w:r>
+        <w:rPr>
+          <w:rStyle w:val="OperatorTok"/>
+        </w:rPr>
+        <w:t xml:space="preserve">=</w:t>
+      </w:r>
+      <w:r>
+        <w:rPr>
+          <w:rStyle w:val="NormalTok"/>
+        </w:rPr>
+        <w:t xml:space="preserve"> </w:t>
+      </w:r>
+      <w:r>
+        <w:rPr>
+          <w:rStyle w:val="FunctionTok"/>
+        </w:rPr>
+        <w:t xml:space="preserve">Vector</w:t>
+      </w:r>
+      <w:r>
+        <w:rPr>
+          <w:rStyle w:val="DataTypeTok"/>
+        </w:rPr>
+        <w:t xml:space="preserve">{Vector{String}}</w:t>
+      </w:r>
+      <w:r>
+        <w:rPr>
+          <w:rStyle w:val="NormalTok"/>
+        </w:rPr>
+        <w:t xml:space="preserve">()</w:t>
+      </w:r>
+      <w:r>
+        <w:br/>
+      </w:r>
+      <w:r>
+        <w:rPr>
+          <w:rStyle w:val="NormalTok"/>
+        </w:rPr>
+        <w:t xml:space="preserve">    </w:t>
+      </w:r>
+      <w:r>
+        <w:rPr>
+          <w:rStyle w:val="ControlFlowTok"/>
+        </w:rPr>
+        <w:t xml:space="preserve">while</w:t>
+      </w:r>
+      <w:r>
+        <w:rPr>
+          <w:rStyle w:val="NormalTok"/>
+        </w:rPr>
+        <w:t xml:space="preserve"> t </w:t>
+      </w:r>
+      <w:r>
+        <w:rPr>
+          <w:rStyle w:val="OperatorTok"/>
+        </w:rPr>
+        <w:t xml:space="preserve">&lt;=</w:t>
+      </w:r>
+      <w:r>
+        <w:rPr>
+          <w:rStyle w:val="NormalTok"/>
+        </w:rPr>
+        <w:t xml:space="preserve"> t_max </w:t>
+      </w:r>
+      <w:r>
+        <w:rPr>
+          <w:rStyle w:val="OperatorTok"/>
+        </w:rPr>
+        <w:t xml:space="preserve">&amp;&amp;</w:t>
+      </w:r>
+      <w:r>
+        <w:rPr>
+          <w:rStyle w:val="NormalTok"/>
+        </w:rPr>
+        <w:t xml:space="preserve"> I </w:t>
+      </w:r>
+      <w:r>
+        <w:rPr>
+          <w:rStyle w:val="OperatorTok"/>
+        </w:rPr>
+        <w:t xml:space="preserve">&gt;</w:t>
+      </w:r>
+      <w:r>
+        <w:rPr>
+          <w:rStyle w:val="NormalTok"/>
+        </w:rPr>
+        <w:t xml:space="preserve"> </w:t>
+      </w:r>
+      <w:r>
+        <w:rPr>
+          <w:rStyle w:val="FloatTok"/>
+        </w:rPr>
+        <w:t xml:space="preserve">0</w:t>
+      </w:r>
+      <w:r>
+        <w:br/>
+      </w:r>
+      <w:r>
+        <w:rPr>
+          <w:rStyle w:val="NormalTok"/>
+        </w:rPr>
+        <w:t xml:space="preserve">        </w:t>
+      </w:r>
+      <w:r>
+        <w:rPr>
+          <w:rStyle w:val="FunctionTok"/>
+        </w:rPr>
+        <w:t xml:space="preserve">push!</w:t>
+      </w:r>
+      <w:r>
+        <w:rPr>
+          <w:rStyle w:val="NormalTok"/>
+        </w:rPr>
+        <w:t xml:space="preserve">(rows, [</w:t>
+      </w:r>
+      <w:r>
+        <w:rPr>
+          <w:rStyle w:val="PreprocessorTok"/>
+        </w:rPr>
+        <w:t xml:space="preserve">@sprintf</w:t>
+      </w:r>
+      <w:r>
+        <w:rPr>
+          <w:rStyle w:val="NormalTok"/>
+        </w:rPr>
+        <w:t xml:space="preserve">(</w:t>
+      </w:r>
+      <w:r>
+        <w:rPr>
+          <w:rStyle w:val="StringTok"/>
+        </w:rPr>
+        <w:t xml:space="preserve">"%.4f"</w:t>
+      </w:r>
+      <w:r>
+        <w:rPr>
+          <w:rStyle w:val="NormalTok"/>
+        </w:rPr>
+        <w:t xml:space="preserve">, t), </w:t>
+      </w:r>
+      <w:r>
+        <w:rPr>
+          <w:rStyle w:val="FunctionTok"/>
+        </w:rPr>
+        <w:t xml:space="preserve">string</w:t>
+      </w:r>
+      <w:r>
+        <w:rPr>
+          <w:rStyle w:val="NormalTok"/>
+        </w:rPr>
+        <w:t xml:space="preserve">(S), </w:t>
+      </w:r>
+      <w:r>
+        <w:rPr>
+          <w:rStyle w:val="FunctionTok"/>
+        </w:rPr>
+        <w:t xml:space="preserve">string</w:t>
+      </w:r>
+      <w:r>
+        <w:rPr>
+          <w:rStyle w:val="NormalTok"/>
+        </w:rPr>
+        <w:t xml:space="preserve">(I), </w:t>
+      </w:r>
+      <w:r>
+        <w:rPr>
+          <w:rStyle w:val="FunctionTok"/>
+        </w:rPr>
+        <w:t xml:space="preserve">string</w:t>
+      </w:r>
+      <w:r>
+        <w:rPr>
+          <w:rStyle w:val="NormalTok"/>
+        </w:rPr>
+        <w:t xml:space="preserve">(R)])</w:t>
+      </w:r>
+      <w:r>
+        <w:br/>
+      </w:r>
+      <w:r>
+        <w:rPr>
+          <w:rStyle w:val="NormalTok"/>
+        </w:rPr>
+        <w:t xml:space="preserve">        infection </w:t>
+      </w:r>
+      <w:r>
+        <w:rPr>
+          <w:rStyle w:val="OperatorTok"/>
+        </w:rPr>
+        <w:t xml:space="preserve">=</w:t>
+      </w:r>
+      <w:r>
+        <w:rPr>
+          <w:rStyle w:val="NormalTok"/>
+        </w:rPr>
+        <w:t xml:space="preserve"> beta </w:t>
+      </w:r>
+      <w:r>
+        <w:rPr>
+          <w:rStyle w:val="OperatorTok"/>
+        </w:rPr>
+        <w:t xml:space="preserve">*</w:t>
+      </w:r>
+      <w:r>
+        <w:rPr>
+          <w:rStyle w:val="NormalTok"/>
+        </w:rPr>
+        <w:t xml:space="preserve"> S </w:t>
+      </w:r>
+      <w:r>
+        <w:rPr>
+          <w:rStyle w:val="OperatorTok"/>
+        </w:rPr>
+        <w:t xml:space="preserve">*</w:t>
+      </w:r>
+      <w:r>
+        <w:rPr>
+          <w:rStyle w:val="NormalTok"/>
+        </w:rPr>
+        <w:t xml:space="preserve"> I </w:t>
+      </w:r>
+      <w:r>
+        <w:rPr>
+          <w:rStyle w:val="OperatorTok"/>
+        </w:rPr>
+        <w:t xml:space="preserve">/</w:t>
+      </w:r>
+      <w:r>
+        <w:rPr>
+          <w:rStyle w:val="NormalTok"/>
+        </w:rPr>
+        <w:t xml:space="preserve"> N</w:t>
+      </w:r>
+      <w:r>
+        <w:br/>
+      </w:r>
+      <w:r>
+        <w:rPr>
+          <w:rStyle w:val="NormalTok"/>
+        </w:rPr>
+        <w:t xml:space="preserve">        recovery </w:t>
+      </w:r>
+      <w:r>
+        <w:rPr>
+          <w:rStyle w:val="OperatorTok"/>
+        </w:rPr>
+        <w:t xml:space="preserve">=</w:t>
+      </w:r>
+      <w:r>
+        <w:rPr>
+          <w:rStyle w:val="NormalTok"/>
+        </w:rPr>
+        <w:t xml:space="preserve"> gamma </w:t>
+      </w:r>
+      <w:r>
+        <w:rPr>
+          <w:rStyle w:val="OperatorTok"/>
+        </w:rPr>
+        <w:t xml:space="preserve">*</w:t>
+      </w:r>
+      <w:r>
+        <w:rPr>
+          <w:rStyle w:val="NormalTok"/>
+        </w:rPr>
+        <w:t xml:space="preserve"> I</w:t>
+      </w:r>
+      <w:r>
+        <w:br/>
+      </w:r>
+      <w:r>
+        <w:rPr>
+          <w:rStyle w:val="NormalTok"/>
+        </w:rPr>
+        <w:t xml:space="preserve">        total </w:t>
+      </w:r>
+      <w:r>
+        <w:rPr>
+          <w:rStyle w:val="OperatorTok"/>
+        </w:rPr>
+        <w:t xml:space="preserve">=</w:t>
+      </w:r>
+      <w:r>
+        <w:rPr>
+          <w:rStyle w:val="NormalTok"/>
+        </w:rPr>
+        <w:t xml:space="preserve"> infection </w:t>
+      </w:r>
+      <w:r>
+        <w:rPr>
+          <w:rStyle w:val="OperatorTok"/>
+        </w:rPr>
+        <w:t xml:space="preserve">+</w:t>
+      </w:r>
+      <w:r>
+        <w:rPr>
+          <w:rStyle w:val="NormalTok"/>
+        </w:rPr>
+        <w:t xml:space="preserve"> recovery</w:t>
+      </w:r>
+      <w:r>
+        <w:br/>
+      </w:r>
+      <w:r>
+        <w:rPr>
+          <w:rStyle w:val="NormalTok"/>
+        </w:rPr>
+        <w:t xml:space="preserve">        dt </w:t>
+      </w:r>
+      <w:r>
+        <w:rPr>
+          <w:rStyle w:val="OperatorTok"/>
+        </w:rPr>
+        <w:t xml:space="preserve">=</w:t>
+      </w:r>
+      <w:r>
+        <w:rPr>
+          <w:rStyle w:val="NormalTok"/>
+        </w:rPr>
+        <w:t xml:space="preserve"> </w:t>
+      </w:r>
+      <w:r>
+        <w:rPr>
+          <w:rStyle w:val="FunctionTok"/>
+        </w:rPr>
+        <w:t xml:space="preserve">-log</w:t>
+      </w:r>
+      <w:r>
+        <w:rPr>
+          <w:rStyle w:val="NormalTok"/>
+        </w:rPr>
+        <w:t xml:space="preserve">(</w:t>
+      </w:r>
+      <w:r>
+        <w:rPr>
+          <w:rStyle w:val="FunctionTok"/>
+        </w:rPr>
+        <w:t xml:space="preserve">rand</w:t>
+      </w:r>
+      <w:r>
+        <w:rPr>
+          <w:rStyle w:val="NormalTok"/>
+        </w:rPr>
+        <w:t xml:space="preserve">()) </w:t>
+      </w:r>
+      <w:r>
+        <w:rPr>
+          <w:rStyle w:val="OperatorTok"/>
+        </w:rPr>
+        <w:t xml:space="preserve">/</w:t>
+      </w:r>
+      <w:r>
+        <w:rPr>
+          <w:rStyle w:val="NormalTok"/>
+        </w:rPr>
+        <w:t xml:space="preserve"> total</w:t>
+      </w:r>
+      <w:r>
+        <w:br/>
+      </w:r>
+      <w:r>
+        <w:rPr>
+          <w:rStyle w:val="NormalTok"/>
+        </w:rPr>
+        <w:t xml:space="preserve">        t </w:t>
+      </w:r>
+      <w:r>
+        <w:rPr>
+          <w:rStyle w:val="OperatorTok"/>
+        </w:rPr>
+        <w:t xml:space="preserve">+=</w:t>
+      </w:r>
+      <w:r>
+        <w:rPr>
+          <w:rStyle w:val="NormalTok"/>
+        </w:rPr>
+        <w:t xml:space="preserve"> dt</w:t>
+      </w:r>
+      <w:r>
+        <w:br/>
+      </w:r>
+      <w:r>
+        <w:rPr>
+          <w:rStyle w:val="NormalTok"/>
+        </w:rPr>
+        <w:t xml:space="preserve">        </w:t>
+      </w:r>
+      <w:r>
+        <w:rPr>
+          <w:rStyle w:val="ControlFlowTok"/>
+        </w:rPr>
+        <w:t xml:space="preserve">if</w:t>
+      </w:r>
+      <w:r>
+        <w:rPr>
+          <w:rStyle w:val="NormalTok"/>
+        </w:rPr>
+        <w:t xml:space="preserve"> </w:t>
+      </w:r>
+      <w:r>
+        <w:rPr>
+          <w:rStyle w:val="FunctionTok"/>
+        </w:rPr>
+        <w:t xml:space="preserve">rand</w:t>
+      </w:r>
+      <w:r>
+        <w:rPr>
+          <w:rStyle w:val="NormalTok"/>
+        </w:rPr>
+        <w:t xml:space="preserve">() </w:t>
+      </w:r>
+      <w:r>
+        <w:rPr>
+          <w:rStyle w:val="OperatorTok"/>
+        </w:rPr>
+        <w:t xml:space="preserve">&lt;</w:t>
+      </w:r>
+      <w:r>
+        <w:rPr>
+          <w:rStyle w:val="NormalTok"/>
+        </w:rPr>
+        <w:t xml:space="preserve"> infection </w:t>
+      </w:r>
+      <w:r>
+        <w:rPr>
+          <w:rStyle w:val="OperatorTok"/>
+        </w:rPr>
+        <w:t xml:space="preserve">/</w:t>
+      </w:r>
+      <w:r>
+        <w:rPr>
+          <w:rStyle w:val="NormalTok"/>
+        </w:rPr>
+        <w:t xml:space="preserve"> total</w:t>
+      </w:r>
+      <w:r>
+        <w:br/>
+      </w:r>
+      <w:r>
+        <w:rPr>
+          <w:rStyle w:val="NormalTok"/>
+        </w:rPr>
+        <w:t xml:space="preserve">            S </w:t>
+      </w:r>
+      <w:r>
+        <w:rPr>
+          <w:rStyle w:val="OperatorTok"/>
+        </w:rPr>
+        <w:t xml:space="preserve">-=</w:t>
+      </w:r>
+      <w:r>
+        <w:rPr>
+          <w:rStyle w:val="NormalTok"/>
+        </w:rPr>
+        <w:t xml:space="preserve"> </w:t>
+      </w:r>
+      <w:r>
+        <w:rPr>
+          <w:rStyle w:val="FloatTok"/>
+        </w:rPr>
+        <w:t xml:space="preserve">1</w:t>
+      </w:r>
+      <w:r>
+        <w:br/>
+      </w:r>
+      <w:r>
+        <w:rPr>
+          <w:rStyle w:val="NormalTok"/>
+        </w:rPr>
+        <w:t xml:space="preserve">            I </w:t>
+      </w:r>
+      <w:r>
+        <w:rPr>
+          <w:rStyle w:val="OperatorTok"/>
+        </w:rPr>
+        <w:t xml:space="preserve">+=</w:t>
+      </w:r>
+      <w:r>
+        <w:rPr>
+          <w:rStyle w:val="NormalTok"/>
+        </w:rPr>
+        <w:t xml:space="preserve"> </w:t>
+      </w:r>
+      <w:r>
+        <w:rPr>
+          <w:rStyle w:val="FloatTok"/>
+        </w:rPr>
+        <w:t xml:space="preserve">1</w:t>
+      </w:r>
+      <w:r>
+        <w:br/>
+      </w:r>
+      <w:r>
+        <w:rPr>
+          <w:rStyle w:val="NormalTok"/>
+        </w:rPr>
+        <w:t xml:space="preserve">        </w:t>
+      </w:r>
+      <w:r>
+        <w:rPr>
+          <w:rStyle w:val="ControlFlowTok"/>
+        </w:rPr>
+        <w:t xml:space="preserve">else</w:t>
+      </w:r>
+      <w:r>
+        <w:br/>
+      </w:r>
+      <w:r>
+        <w:rPr>
+          <w:rStyle w:val="NormalTok"/>
+        </w:rPr>
+        <w:t xml:space="preserve">            I </w:t>
+      </w:r>
+      <w:r>
+        <w:rPr>
+          <w:rStyle w:val="OperatorTok"/>
+        </w:rPr>
+        <w:t xml:space="preserve">-=</w:t>
+      </w:r>
+      <w:r>
+        <w:rPr>
+          <w:rStyle w:val="NormalTok"/>
+        </w:rPr>
+        <w:t xml:space="preserve"> </w:t>
+      </w:r>
+      <w:r>
+        <w:rPr>
+          <w:rStyle w:val="FloatTok"/>
+        </w:rPr>
+        <w:t xml:space="preserve">1</w:t>
+      </w:r>
+      <w:r>
+        <w:br/>
+      </w:r>
+      <w:r>
+        <w:rPr>
+          <w:rStyle w:val="NormalTok"/>
+        </w:rPr>
+        <w:t xml:space="preserve">            R </w:t>
+      </w:r>
+      <w:r>
+        <w:rPr>
+          <w:rStyle w:val="OperatorTok"/>
+        </w:rPr>
+        <w:t xml:space="preserve">+=</w:t>
+      </w:r>
+      <w:r>
+        <w:rPr>
+          <w:rStyle w:val="NormalTok"/>
+        </w:rPr>
+        <w:t xml:space="preserve"> </w:t>
+      </w:r>
+      <w:r>
+        <w:rPr>
+          <w:rStyle w:val="FloatTok"/>
+        </w:rPr>
+        <w:t xml:space="preserve">1</w:t>
+      </w:r>
+      <w:r>
+        <w:br/>
+      </w:r>
+      <w:r>
+        <w:rPr>
+          <w:rStyle w:val="NormalTok"/>
+        </w:rPr>
+        <w:t xml:space="preserve">        </w:t>
+      </w:r>
+      <w:r>
+        <w:rPr>
+          <w:rStyle w:val="ControlFlowTok"/>
+        </w:rPr>
+        <w:t xml:space="preserve">end</w:t>
+      </w:r>
+      <w:r>
+        <w:br/>
+      </w:r>
+      <w:r>
+        <w:rPr>
+          <w:rStyle w:val="NormalTok"/>
+        </w:rPr>
+        <w:t xml:space="preserve">    </w:t>
+      </w:r>
+      <w:r>
+        <w:rPr>
+          <w:rStyle w:val="ControlFlowTok"/>
+        </w:rPr>
+        <w:t xml:space="preserve">end</w:t>
+      </w:r>
+      <w:r>
+        <w:br/>
+      </w:r>
+      <w:r>
+        <w:rPr>
+          <w:rStyle w:val="NormalTok"/>
+        </w:rPr>
+        <w:t xml:space="preserve">    </w:t>
+      </w:r>
+      <w:r>
+        <w:rPr>
+          <w:rStyle w:val="FunctionTok"/>
+        </w:rPr>
+        <w:t xml:space="preserve">push!</w:t>
+      </w:r>
+      <w:r>
+        <w:rPr>
+          <w:rStyle w:val="NormalTok"/>
+        </w:rPr>
+        <w:t xml:space="preserve">(rows, [</w:t>
+      </w:r>
+      <w:r>
+        <w:rPr>
+          <w:rStyle w:val="PreprocessorTok"/>
+        </w:rPr>
+        <w:t xml:space="preserve">@sprintf</w:t>
+      </w:r>
+      <w:r>
+        <w:rPr>
+          <w:rStyle w:val="NormalTok"/>
+        </w:rPr>
+        <w:t xml:space="preserve">(</w:t>
+      </w:r>
+      <w:r>
+        <w:rPr>
+          <w:rStyle w:val="StringTok"/>
+        </w:rPr>
+        <w:t xml:space="preserve">"%.4f"</w:t>
+      </w:r>
+      <w:r>
+        <w:rPr>
+          <w:rStyle w:val="NormalTok"/>
+        </w:rPr>
+        <w:t xml:space="preserve">, t), </w:t>
+      </w:r>
+      <w:r>
+        <w:rPr>
+          <w:rStyle w:val="FunctionTok"/>
+        </w:rPr>
+        <w:t xml:space="preserve">string</w:t>
+      </w:r>
+      <w:r>
+        <w:rPr>
+          <w:rStyle w:val="NormalTok"/>
+        </w:rPr>
+        <w:t xml:space="preserve">(S), </w:t>
+      </w:r>
+      <w:r>
+        <w:rPr>
+          <w:rStyle w:val="FunctionTok"/>
+        </w:rPr>
+        <w:t xml:space="preserve">string</w:t>
+      </w:r>
+      <w:r>
+        <w:rPr>
+          <w:rStyle w:val="NormalTok"/>
+        </w:rPr>
+        <w:t xml:space="preserve">(I), </w:t>
+      </w:r>
+      <w:r>
+        <w:rPr>
+          <w:rStyle w:val="FunctionTok"/>
+        </w:rPr>
+        <w:t xml:space="preserve">string</w:t>
+      </w:r>
+      <w:r>
+        <w:rPr>
+          <w:rStyle w:val="NormalTok"/>
+        </w:rPr>
+        <w:t xml:space="preserve">(R)])</w:t>
+      </w:r>
+      <w:r>
+        <w:br/>
+      </w:r>
+      <w:r>
+        <w:rPr>
+          <w:rStyle w:val="NormalTok"/>
+        </w:rPr>
+        <w:t xml:space="preserve">    </w:t>
+      </w:r>
+      <w:r>
+        <w:rPr>
+          <w:rStyle w:val="ControlFlowTok"/>
+        </w:rPr>
+        <w:t xml:space="preserve">return</w:t>
+      </w:r>
+      <w:r>
+        <w:rPr>
+          <w:rStyle w:val="NormalTok"/>
+        </w:rPr>
+        <w:t xml:space="preserve"> rows</w:t>
+      </w:r>
+      <w:r>
+        <w:br/>
+      </w:r>
+      <w:r>
+        <w:rPr>
+          <w:rStyle w:val="KeywordTok"/>
+        </w:rPr>
+        <w:t xml:space="preserve">end</w:t>
+      </w:r>
+      <w:r>
+        <w:br/>
+      </w:r>
+      <w:r>
+        <w:br/>
+      </w:r>
+      <w:r>
+        <w:rPr>
+          <w:rStyle w:val="NormalTok"/>
+        </w:rPr>
+        <w:t xml:space="preserve">main_rows </w:t>
+      </w:r>
+      <w:r>
+        <w:rPr>
+          <w:rStyle w:val="OperatorTok"/>
+        </w:rPr>
+        <w:t xml:space="preserve">=</w:t>
+      </w:r>
+      <w:r>
+        <w:rPr>
+          <w:rStyle w:val="NormalTok"/>
+        </w:rPr>
+        <w:t xml:space="preserve"> </w:t>
+      </w:r>
+      <w:r>
+        <w:rPr>
+          <w:rStyle w:val="FunctionTok"/>
+        </w:rPr>
+        <w:t xml:space="preserve">simulate_petri_sir</w:t>
+      </w:r>
+      <w:r>
+        <w:rPr>
+          <w:rStyle w:val="NormalTok"/>
+        </w:rPr>
+        <w:t xml:space="preserve">()</w:t>
+      </w:r>
+      <w:r>
+        <w:br/>
+      </w:r>
+      <w:r>
+        <w:rPr>
+          <w:rStyle w:val="FunctionTok"/>
+        </w:rPr>
+        <w:t xml:space="preserve">write_csv</w:t>
+      </w:r>
+      <w:r>
+        <w:rPr>
+          <w:rStyle w:val="NormalTok"/>
+        </w:rPr>
+        <w:t xml:space="preserve">(</w:t>
+      </w:r>
+      <w:r>
+        <w:rPr>
+          <w:rStyle w:val="FunctionTok"/>
+        </w:rPr>
+        <w:t xml:space="preserve">joinpath</w:t>
+      </w:r>
+      <w:r>
+        <w:rPr>
+          <w:rStyle w:val="NormalTok"/>
+        </w:rPr>
+        <w:t xml:space="preserve">(results_dir, </w:t>
+      </w:r>
+      <w:r>
+        <w:rPr>
+          <w:rStyle w:val="StringTok"/>
+        </w:rPr>
+        <w:t xml:space="preserve">"petri_sir.csv"</w:t>
+      </w:r>
+      <w:r>
+        <w:rPr>
+          <w:rStyle w:val="NormalTok"/>
+        </w:rPr>
+        <w:t xml:space="preserve">), [</w:t>
+      </w:r>
+      <w:r>
+        <w:rPr>
+          <w:rStyle w:val="StringTok"/>
+        </w:rPr>
+        <w:t xml:space="preserve">"time"</w:t>
+      </w:r>
+      <w:r>
+        <w:rPr>
+          <w:rStyle w:val="NormalTok"/>
+        </w:rPr>
+        <w:t xml:space="preserve">, </w:t>
+      </w:r>
+      <w:r>
+        <w:rPr>
+          <w:rStyle w:val="StringTok"/>
+        </w:rPr>
+        <w:t xml:space="preserve">"S"</w:t>
+      </w:r>
+      <w:r>
+        <w:rPr>
+          <w:rStyle w:val="NormalTok"/>
+        </w:rPr>
+        <w:t xml:space="preserve">, </w:t>
+      </w:r>
+      <w:r>
+        <w:rPr>
+          <w:rStyle w:val="StringTok"/>
+        </w:rPr>
+        <w:t xml:space="preserve">"I"</w:t>
+      </w:r>
+      <w:r>
+        <w:rPr>
+          <w:rStyle w:val="NormalTok"/>
+        </w:rPr>
+        <w:t xml:space="preserve">, </w:t>
+      </w:r>
+      <w:r>
+        <w:rPr>
+          <w:rStyle w:val="StringTok"/>
+        </w:rPr>
+        <w:t xml:space="preserve">"R"</w:t>
+      </w:r>
+      <w:r>
+        <w:rPr>
+          <w:rStyle w:val="NormalTok"/>
+        </w:rPr>
+        <w:t xml:space="preserve">], main_rows)</w:t>
+      </w:r>
+      <w:r>
+        <w:br/>
+      </w:r>
+      <w:r>
+        <w:br/>
+      </w:r>
+      <w:r>
+        <w:rPr>
+          <w:rStyle w:val="NormalTok"/>
+        </w:rPr>
+        <w:t xml:space="preserve">sweep_rows </w:t>
+      </w:r>
+      <w:r>
+        <w:rPr>
+          <w:rStyle w:val="OperatorTok"/>
+        </w:rPr>
+        <w:t xml:space="preserve">=</w:t>
+      </w:r>
+      <w:r>
+        <w:rPr>
+          <w:rStyle w:val="NormalTok"/>
+        </w:rPr>
+        <w:t xml:space="preserve"> </w:t>
+      </w:r>
+      <w:r>
+        <w:rPr>
+          <w:rStyle w:val="FunctionTok"/>
+        </w:rPr>
+        <w:t xml:space="preserve">Vector</w:t>
+      </w:r>
+      <w:r>
+        <w:rPr>
+          <w:rStyle w:val="DataTypeTok"/>
+        </w:rPr>
+        <w:t xml:space="preserve">{Vector{String}}</w:t>
+      </w:r>
+      <w:r>
+        <w:rPr>
+          <w:rStyle w:val="NormalTok"/>
+        </w:rPr>
+        <w:t xml:space="preserve">()</w:t>
+      </w:r>
+      <w:r>
+        <w:br/>
+      </w:r>
+      <w:r>
+        <w:rPr>
+          <w:rStyle w:val="ControlFlowTok"/>
+        </w:rPr>
+        <w:t xml:space="preserve">for</w:t>
+      </w:r>
+      <w:r>
+        <w:rPr>
+          <w:rStyle w:val="NormalTok"/>
+        </w:rPr>
+        <w:t xml:space="preserve"> beta </w:t>
+      </w:r>
+      <w:r>
+        <w:rPr>
+          <w:rStyle w:val="KeywordTok"/>
+        </w:rPr>
+        <w:t xml:space="preserve">in</w:t>
+      </w:r>
+      <w:r>
+        <w:rPr>
+          <w:rStyle w:val="NormalTok"/>
+        </w:rPr>
+        <w:t xml:space="preserve"> </w:t>
+      </w:r>
+      <w:r>
+        <w:rPr>
+          <w:rStyle w:val="FloatTok"/>
+        </w:rPr>
+        <w:t xml:space="preserve">0.20</w:t>
+      </w:r>
+      <w:r>
+        <w:rPr>
+          <w:rStyle w:val="OperatorTok"/>
+        </w:rPr>
+        <w:t xml:space="preserve">:</w:t>
+      </w:r>
+      <w:r>
+        <w:rPr>
+          <w:rStyle w:val="FloatTok"/>
+        </w:rPr>
+        <w:t xml:space="preserve">0.08</w:t>
+      </w:r>
+      <w:r>
+        <w:rPr>
+          <w:rStyle w:val="OperatorTok"/>
+        </w:rPr>
+        <w:t xml:space="preserve">:</w:t>
+      </w:r>
+      <w:r>
+        <w:rPr>
+          <w:rStyle w:val="FloatTok"/>
+        </w:rPr>
+        <w:t xml:space="preserve">0.60</w:t>
+      </w:r>
+      <w:r>
+        <w:br/>
+      </w:r>
+      <w:r>
+        <w:rPr>
+          <w:rStyle w:val="NormalTok"/>
+        </w:rPr>
+        <w:t xml:space="preserve">    rows </w:t>
+      </w:r>
+      <w:r>
+        <w:rPr>
+          <w:rStyle w:val="OperatorTok"/>
+        </w:rPr>
+        <w:t xml:space="preserve">=</w:t>
+      </w:r>
+      <w:r>
+        <w:rPr>
+          <w:rStyle w:val="NormalTok"/>
+        </w:rPr>
+        <w:t xml:space="preserve"> </w:t>
+      </w:r>
+      <w:r>
+        <w:rPr>
+          <w:rStyle w:val="FunctionTok"/>
+        </w:rPr>
+        <w:t xml:space="preserve">simulate_petri_sir</w:t>
+      </w:r>
+      <w:r>
+        <w:rPr>
+          <w:rStyle w:val="NormalTok"/>
+        </w:rPr>
+        <w:t xml:space="preserve">(beta </w:t>
+      </w:r>
+      <w:r>
+        <w:rPr>
+          <w:rStyle w:val="OperatorTok"/>
+        </w:rPr>
+        <w:t xml:space="preserve">=</w:t>
+      </w:r>
+      <w:r>
+        <w:rPr>
+          <w:rStyle w:val="NormalTok"/>
+        </w:rPr>
+        <w:t xml:space="preserve"> beta)</w:t>
+      </w:r>
+      <w:r>
+        <w:br/>
+      </w:r>
+      <w:r>
+        <w:rPr>
+          <w:rStyle w:val="NormalTok"/>
+        </w:rPr>
+        <w:t xml:space="preserve">    final_r </w:t>
+      </w:r>
+      <w:r>
+        <w:rPr>
+          <w:rStyle w:val="OperatorTok"/>
+        </w:rPr>
+        <w:t xml:space="preserve">=</w:t>
+      </w:r>
+      <w:r>
+        <w:rPr>
+          <w:rStyle w:val="NormalTok"/>
+        </w:rPr>
+        <w:t xml:space="preserve"> rows[</w:t>
+      </w:r>
+      <w:r>
+        <w:rPr>
+          <w:rStyle w:val="KeywordTok"/>
+        </w:rPr>
+        <w:t xml:space="preserve">end</w:t>
+      </w:r>
+      <w:r>
+        <w:rPr>
+          <w:rStyle w:val="NormalTok"/>
+        </w:rPr>
+        <w:t xml:space="preserve">][</w:t>
+      </w:r>
+      <w:r>
+        <w:rPr>
+          <w:rStyle w:val="FloatTok"/>
+        </w:rPr>
+        <w:t xml:space="preserve">4</w:t>
+      </w:r>
+      <w:r>
+        <w:rPr>
+          <w:rStyle w:val="NormalTok"/>
+        </w:rPr>
+        <w:t xml:space="preserve">]</w:t>
+      </w:r>
+      <w:r>
+        <w:br/>
+      </w:r>
+      <w:r>
+        <w:rPr>
+          <w:rStyle w:val="NormalTok"/>
+        </w:rPr>
+        <w:t xml:space="preserve">    </w:t>
+      </w:r>
+      <w:r>
+        <w:rPr>
+          <w:rStyle w:val="FunctionTok"/>
+        </w:rPr>
+        <w:t xml:space="preserve">push!</w:t>
+      </w:r>
+      <w:r>
+        <w:rPr>
+          <w:rStyle w:val="NormalTok"/>
+        </w:rPr>
+        <w:t xml:space="preserve">(sweep_rows, [</w:t>
+      </w:r>
+      <w:r>
+        <w:rPr>
+          <w:rStyle w:val="PreprocessorTok"/>
+        </w:rPr>
+        <w:t xml:space="preserve">@sprintf</w:t>
+      </w:r>
+      <w:r>
+        <w:rPr>
+          <w:rStyle w:val="NormalTok"/>
+        </w:rPr>
+        <w:t xml:space="preserve">(</w:t>
+      </w:r>
+      <w:r>
+        <w:rPr>
+          <w:rStyle w:val="StringTok"/>
+        </w:rPr>
+        <w:t xml:space="preserve">"%.2f"</w:t>
+      </w:r>
+      <w:r>
+        <w:rPr>
+          <w:rStyle w:val="NormalTok"/>
+        </w:rPr>
+        <w:t xml:space="preserve">, beta), final_r])</w:t>
+      </w:r>
+      <w:r>
+        <w:br/>
+      </w:r>
+      <w:r>
+        <w:rPr>
+          <w:rStyle w:val="ControlFlowTok"/>
+        </w:rPr>
+        <w:t xml:space="preserve">end</w:t>
+      </w:r>
+      <w:r>
+        <w:br/>
+      </w:r>
+      <w:r>
+        <w:rPr>
+          <w:rStyle w:val="FunctionTok"/>
+        </w:rPr>
+        <w:t xml:space="preserve">write_csv</w:t>
+      </w:r>
+      <w:r>
+        <w:rPr>
+          <w:rStyle w:val="NormalTok"/>
+        </w:rPr>
+        <w:t xml:space="preserve">(</w:t>
+      </w:r>
+      <w:r>
+        <w:rPr>
+          <w:rStyle w:val="FunctionTok"/>
+        </w:rPr>
+        <w:t xml:space="preserve">joinpath</w:t>
+      </w:r>
+      <w:r>
+        <w:rPr>
+          <w:rStyle w:val="NormalTok"/>
+        </w:rPr>
+        <w:t xml:space="preserve">(results_dir, </w:t>
+      </w:r>
+      <w:r>
+        <w:rPr>
+          <w:rStyle w:val="StringTok"/>
+        </w:rPr>
+        <w:t xml:space="preserve">"petri_sir_sweep.csv"</w:t>
+      </w:r>
+      <w:r>
+        <w:rPr>
+          <w:rStyle w:val="NormalTok"/>
+        </w:rPr>
+        <w:t xml:space="preserve">), [</w:t>
+      </w:r>
+      <w:r>
+        <w:rPr>
+          <w:rStyle w:val="StringTok"/>
+        </w:rPr>
+        <w:t xml:space="preserve">"beta"</w:t>
+      </w:r>
+      <w:r>
+        <w:rPr>
+          <w:rStyle w:val="NormalTok"/>
+        </w:rPr>
+        <w:t xml:space="preserve">, </w:t>
+      </w:r>
+      <w:r>
+        <w:rPr>
+          <w:rStyle w:val="StringTok"/>
+        </w:rPr>
+        <w:t xml:space="preserve">"final_recovered"</w:t>
+      </w:r>
+      <w:r>
+        <w:rPr>
+          <w:rStyle w:val="NormalTok"/>
+        </w:rPr>
+        <w:t xml:space="preserve">], sweep_rows)</w:t>
+      </w:r>
+      <w:r>
+        <w:br/>
+      </w:r>
+      <w:r>
+        <w:rPr>
+          <w:rStyle w:val="FunctionTok"/>
+        </w:rPr>
+        <w:t xml:space="preserve">println</w:t>
+      </w:r>
+      <w:r>
+        <w:rPr>
+          <w:rStyle w:val="NormalTok"/>
+        </w:rPr>
+        <w:t xml:space="preserve">(</w:t>
+      </w:r>
+      <w:r>
+        <w:rPr>
+          <w:rStyle w:val="StringTok"/>
+        </w:rPr>
+        <w:t xml:space="preserve">"lab06 done"</w:t>
+      </w:r>
+      <w:r>
+        <w:rPr>
+          <w:rStyle w:val="NormalTok"/>
+        </w:rPr>
+        <w:t xml:space="preserve">)</w:t>
+      </w:r>
+    </w:p>
+    <w:bookmarkEnd w:id="25"/>
+    <w:bookmarkStart w:id="26" w:name="список-литературы"/>
+    <w:p>
+      <w:pPr>
+        <w:pStyle w:val="Heading2"/>
+      </w:pPr>
+      <w:r>
+        <w:t xml:space="preserve">Список литературы</w:t>
+      </w:r>
+    </w:p>
+    <w:p>
+      <w:pPr>
+        <w:pStyle w:val="Compact"/>
+        <w:numPr>
+          <w:ilvl w:val="0"/>
+          <w:numId w:val="1006"/>
+        </w:numPr>
+      </w:pPr>
+      <w:r>
+        <w:t xml:space="preserve">Tadao Murata. Petri Nets: Properties, Analysis and Applications. Proceedings of the IEEE, 1989.</w:t>
+      </w:r>
+    </w:p>
+    <w:p>
+      <w:pPr>
+        <w:pStyle w:val="Compact"/>
+        <w:numPr>
+          <w:ilvl w:val="0"/>
+          <w:numId w:val="1006"/>
+        </w:numPr>
+      </w:pPr>
+      <w:r>
         <w:t xml:space="preserve">William O. Kermack and Anderson G. McKendrick. A Contribution to the Mathematical Theory of Epidemics. Proceedings of the Royal Society A, 1927.</w:t>
       </w:r>
     </w:p>
-    <w:bookmarkEnd w:id="21"/>
-    <w:bookmarkEnd w:id="22"/>
+    <w:bookmarkEnd w:id="26"/>
+    <w:bookmarkEnd w:id="27"/>
     <w:sectPr>
       <w:footnotePr>
         <w:numRestart w:val="eachSect"/>
@@ -868,6 +3344,109 @@
       </w:pPr>
     </w:lvl>
   </w:abstractNum>
+  <w:abstractNum w:abstractNumId="991">
+    <w:nsid w:val="0000A991"/>
+    <w:multiLevelType w:val="multilevel"/>
+    <w:lvl w:ilvl="0">
+      <w:numFmt w:val="bullet"/>
+      <w:lvlText w:val=""/>
+      <w:lvlJc w:val="left"/>
+      <w:pPr>
+        <w:ind w:left="720" w:hanging="360"/>
+      </w:pPr>
+      <w:rPr>
+        <w:rFonts w:ascii="Symbol" w:hAnsi="Symbol" w:cs="Symbol" w:hint="default"/>
+      </w:rPr>
+    </w:lvl>
+    <w:lvl w:ilvl="1">
+      <w:numFmt w:val="bullet"/>
+      <w:lvlText w:val="o"/>
+      <w:lvlJc w:val="left"/>
+      <w:pPr>
+        <w:ind w:left="1440" w:hanging="360"/>
+      </w:pPr>
+      <w:rPr>
+        <w:rFonts w:ascii="Courier New" w:hAnsi="Courier New" w:cs="Courier New" w:hint="default"/>
+      </w:rPr>
+    </w:lvl>
+    <w:lvl w:ilvl="2">
+      <w:numFmt w:val="bullet"/>
+      <w:lvlText w:val=""/>
+      <w:lvlJc w:val="left"/>
+      <w:pPr>
+        <w:ind w:left="2160" w:hanging="360"/>
+      </w:pPr>
+      <w:rPr>
+        <w:rFonts w:ascii="Wingdings" w:hAnsi="Wingdings" w:cs="Wingdings" w:hint="default"/>
+      </w:rPr>
+    </w:lvl>
+    <w:lvl w:ilvl="3">
+      <w:numFmt w:val="bullet"/>
+      <w:lvlText w:val=""/>
+      <w:lvlJc w:val="left"/>
+      <w:pPr>
+        <w:ind w:left="2880" w:hanging="360"/>
+      </w:pPr>
+      <w:rPr>
+        <w:rFonts w:ascii="Symbol" w:hAnsi="Symbol" w:cs="Symbol" w:hint="default"/>
+      </w:rPr>
+    </w:lvl>
+    <w:lvl w:ilvl="4">
+      <w:numFmt w:val="bullet"/>
+      <w:lvlText w:val="o"/>
+      <w:lvlJc w:val="left"/>
+      <w:pPr>
+        <w:ind w:left="3600" w:hanging="360"/>
+      </w:pPr>
+      <w:rPr>
+        <w:rFonts w:ascii="Courier New" w:hAnsi="Courier New" w:cs="Courier New" w:hint="default"/>
+      </w:rPr>
+    </w:lvl>
+    <w:lvl w:ilvl="5">
+      <w:numFmt w:val="bullet"/>
+      <w:lvlText w:val=""/>
+      <w:lvlJc w:val="left"/>
+      <w:pPr>
+        <w:ind w:left="4320" w:hanging="360"/>
+      </w:pPr>
+      <w:rPr>
+        <w:rFonts w:ascii="Wingdings" w:hAnsi="Wingdings" w:cs="Wingdings" w:hint="default"/>
+      </w:rPr>
+    </w:lvl>
+    <w:lvl w:ilvl="6">
+      <w:numFmt w:val="bullet"/>
+      <w:lvlText w:val=""/>
+      <w:lvlJc w:val="left"/>
+      <w:pPr>
+        <w:ind w:left="5040" w:hanging="360"/>
+      </w:pPr>
+      <w:rPr>
+        <w:rFonts w:ascii="Symbol" w:hAnsi="Symbol" w:cs="Symbol" w:hint="default"/>
+      </w:rPr>
+    </w:lvl>
+    <w:lvl w:ilvl="7">
+      <w:numFmt w:val="bullet"/>
+      <w:lvlText w:val="o"/>
+      <w:lvlJc w:val="left"/>
+      <w:pPr>
+        <w:ind w:left="5760" w:hanging="360"/>
+      </w:pPr>
+      <w:rPr>
+        <w:rFonts w:ascii="Courier New" w:hAnsi="Courier New" w:cs="Courier New" w:hint="default"/>
+      </w:rPr>
+    </w:lvl>
+    <w:lvl w:ilvl="8">
+      <w:numFmt w:val="bullet"/>
+      <w:lvlText w:val=""/>
+      <w:lvlJc w:val="left"/>
+      <w:pPr>
+        <w:ind w:left="6480" w:hanging="360"/>
+      </w:pPr>
+      <w:rPr>
+        <w:rFonts w:ascii="Wingdings" w:hAnsi="Wingdings" w:cs="Wingdings" w:hint="default"/>
+      </w:rPr>
+    </w:lvl>
+  </w:abstractNum>
   <w:abstractNum w:abstractNumId="99411">
     <w:nsid w:val="00A99411"/>
     <w:multiLevelType w:val="multilevel"/>
@@ -957,6 +3536,12 @@
     <w:abstractNumId w:val="990"/>
   </w:num>
   <w:num w:numId="1001">
+    <w:abstractNumId w:val="991"/>
+  </w:num>
+  <w:num w:numId="1002">
+    <w:abstractNumId w:val="991"/>
+  </w:num>
+  <w:num w:numId="1003">
     <w:abstractNumId w:val="99411"/>
     <w:lvlOverride w:ilvl="0">
       <w:startOverride w:val="1"/>
@@ -986,7 +3571,40 @@
       <w:startOverride w:val="1"/>
     </w:lvlOverride>
   </w:num>
-  <w:num w:numId="1002">
+  <w:num w:numId="1004">
+    <w:abstractNumId w:val="991"/>
+  </w:num>
+  <w:num w:numId="1005">
+    <w:abstractNumId w:val="99411"/>
+    <w:lvlOverride w:ilvl="0">
+      <w:startOverride w:val="1"/>
+    </w:lvlOverride>
+    <w:lvlOverride w:ilvl="1">
+      <w:startOverride w:val="1"/>
+    </w:lvlOverride>
+    <w:lvlOverride w:ilvl="2">
+      <w:startOverride w:val="1"/>
+    </w:lvlOverride>
+    <w:lvlOverride w:ilvl="3">
+      <w:startOverride w:val="1"/>
+    </w:lvlOverride>
+    <w:lvlOverride w:ilvl="4">
+      <w:startOverride w:val="1"/>
+    </w:lvlOverride>
+    <w:lvlOverride w:ilvl="5">
+      <w:startOverride w:val="1"/>
+    </w:lvlOverride>
+    <w:lvlOverride w:ilvl="6">
+      <w:startOverride w:val="1"/>
+    </w:lvlOverride>
+    <w:lvlOverride w:ilvl="7">
+      <w:startOverride w:val="1"/>
+    </w:lvlOverride>
+    <w:lvlOverride w:ilvl="8">
+      <w:startOverride w:val="1"/>
+    </w:lvlOverride>
+  </w:num>
+  <w:num w:numId="1006">
     <w:abstractNumId w:val="99411"/>
     <w:lvlOverride w:ilvl="0">
       <w:startOverride w:val="1"/>
